--- a/Documentacion_Heladeria_Conejito/Manual_de_Usuario_Heladeria_Conejito.docx
+++ b/Documentacion_Heladeria_Conejito/Manual_de_Usuario_Heladeria_Conejito.docx
@@ -11,12 +11,16 @@
     <w:p>
       <w:pPr>
         <w:jc w:val="center"/>
+        <w:rPr>
+          <w:lang w:val="es-PE"/>
+        </w:rPr>
       </w:pPr>
       <w:r>
         <w:rPr>
           <w:b/>
           <w:color w:val="0066CC"/>
           <w:sz w:val="56"/>
+          <w:lang w:val="es-PE"/>
         </w:rPr>
         <w:t>Heladeria Conejito</w:t>
       </w:r>
@@ -24,11 +28,15 @@
     <w:p>
       <w:pPr>
         <w:jc w:val="center"/>
+        <w:rPr>
+          <w:lang w:val="es-PE"/>
+        </w:rPr>
       </w:pPr>
       <w:r>
         <w:rPr>
           <w:color w:val="646464"/>
           <w:sz w:val="40"/>
+          <w:lang w:val="es-PE"/>
         </w:rPr>
         <w:t>Manual de Usuario</w:t>
       </w:r>
@@ -36,11 +44,15 @@
     <w:p>
       <w:pPr>
         <w:jc w:val="center"/>
+        <w:rPr>
+          <w:lang w:val="es-PE"/>
+        </w:rPr>
       </w:pPr>
       <w:r>
         <w:rPr>
           <w:color w:val="0066CC"/>
           <w:sz w:val="24"/>
+          <w:lang w:val="es-PE"/>
         </w:rPr>
         <w:t>__________________________________________________</w:t>
       </w:r>
@@ -48,17 +60,27 @@
     <w:p>
       <w:pPr>
         <w:jc w:val="center"/>
+        <w:rPr>
+          <w:lang w:val="es-PE"/>
+        </w:rPr>
       </w:pPr>
       <w:r>
         <w:rPr>
           <w:b/>
           <w:color w:val="323232"/>
           <w:sz w:val="32"/>
+          <w:lang w:val="es-PE"/>
         </w:rPr>
         <w:t>Guia para el uso de la aplicacion web</w:t>
       </w:r>
     </w:p>
-    <w:p/>
+    <w:p>
+      <w:pPr>
+        <w:rPr>
+          <w:lang w:val="es-PE"/>
+        </w:rPr>
+      </w:pPr>
+    </w:p>
     <w:tbl>
       <w:tblPr>
         <w:tblStyle w:val="Tablaconcuadrcula"/>
@@ -77,26 +99,48 @@
         <w:tc>
           <w:tcPr>
             <w:tcW w:w="2160" w:type="dxa"/>
+            <w:tcBorders>
+              <w:top w:val="single" w:sz="4" w:space="0" w:color="auto"/>
+              <w:left w:val="single" w:sz="4" w:space="0" w:color="auto"/>
+              <w:bottom w:val="single" w:sz="4" w:space="0" w:color="auto"/>
+              <w:right w:val="single" w:sz="4" w:space="0" w:color="auto"/>
+            </w:tcBorders>
+            <w:hideMark/>
           </w:tcPr>
           <w:p>
+            <w:proofErr w:type="spellStart"/>
             <w:r>
               <w:rPr>
                 <w:b/>
               </w:rPr>
-              <w:t>Institucion:</w:t>
+              <w:t>Institucion</w:t>
+            </w:r>
+            <w:proofErr w:type="spellEnd"/>
+            <w:r>
+              <w:rPr>
+                <w:b/>
+              </w:rPr>
+              <w:t>:</w:t>
             </w:r>
           </w:p>
         </w:tc>
         <w:tc>
           <w:tcPr>
             <w:tcW w:w="5040" w:type="dxa"/>
+            <w:tcBorders>
+              <w:top w:val="single" w:sz="4" w:space="0" w:color="auto"/>
+              <w:left w:val="single" w:sz="4" w:space="0" w:color="auto"/>
+              <w:bottom w:val="single" w:sz="4" w:space="0" w:color="auto"/>
+              <w:right w:val="single" w:sz="4" w:space="0" w:color="auto"/>
+            </w:tcBorders>
+            <w:hideMark/>
           </w:tcPr>
           <w:p>
             <w:r>
               <w:rPr>
                 <w:color w:val="0066CC"/>
               </w:rPr>
-              <w:t>[Nombre de la institucion]</w:t>
+              <w:t>UNIVERSIDAD TECNOLÓGICA DEL PERÚ</w:t>
             </w:r>
           </w:p>
         </w:tc>
@@ -108,26 +152,54 @@
         <w:tc>
           <w:tcPr>
             <w:tcW w:w="2160" w:type="dxa"/>
+            <w:tcBorders>
+              <w:top w:val="single" w:sz="4" w:space="0" w:color="auto"/>
+              <w:left w:val="single" w:sz="4" w:space="0" w:color="auto"/>
+              <w:bottom w:val="single" w:sz="4" w:space="0" w:color="auto"/>
+              <w:right w:val="single" w:sz="4" w:space="0" w:color="auto"/>
+            </w:tcBorders>
+            <w:hideMark/>
           </w:tcPr>
           <w:p>
+            <w:proofErr w:type="spellStart"/>
             <w:r>
               <w:rPr>
                 <w:b/>
               </w:rPr>
-              <w:t>Curso:</w:t>
+              <w:t>Curso</w:t>
+            </w:r>
+            <w:proofErr w:type="spellEnd"/>
+            <w:r>
+              <w:rPr>
+                <w:b/>
+              </w:rPr>
+              <w:t>:</w:t>
             </w:r>
           </w:p>
         </w:tc>
         <w:tc>
           <w:tcPr>
             <w:tcW w:w="5040" w:type="dxa"/>
+            <w:tcBorders>
+              <w:top w:val="single" w:sz="4" w:space="0" w:color="auto"/>
+              <w:left w:val="single" w:sz="4" w:space="0" w:color="auto"/>
+              <w:bottom w:val="single" w:sz="4" w:space="0" w:color="auto"/>
+              <w:right w:val="single" w:sz="4" w:space="0" w:color="auto"/>
+            </w:tcBorders>
+            <w:hideMark/>
           </w:tcPr>
           <w:p>
+            <w:pPr>
+              <w:rPr>
+                <w:lang w:val="es-PE"/>
+              </w:rPr>
+            </w:pPr>
             <w:r>
               <w:rPr>
                 <w:color w:val="0066CC"/>
+                <w:lang w:val="es-PE"/>
               </w:rPr>
-              <w:t>[Nombre del curso]</w:t>
+              <w:t>Diseño de productos y servicios</w:t>
             </w:r>
           </w:p>
         </w:tc>
@@ -139,27 +211,71 @@
         <w:tc>
           <w:tcPr>
             <w:tcW w:w="2160" w:type="dxa"/>
+            <w:tcBorders>
+              <w:top w:val="single" w:sz="4" w:space="0" w:color="auto"/>
+              <w:left w:val="single" w:sz="4" w:space="0" w:color="auto"/>
+              <w:bottom w:val="single" w:sz="4" w:space="0" w:color="auto"/>
+              <w:right w:val="single" w:sz="4" w:space="0" w:color="auto"/>
+            </w:tcBorders>
+            <w:hideMark/>
           </w:tcPr>
           <w:p>
+            <w:proofErr w:type="spellStart"/>
             <w:r>
               <w:rPr>
                 <w:b/>
               </w:rPr>
-              <w:t>Docente:</w:t>
+              <w:t>Docente</w:t>
+            </w:r>
+            <w:proofErr w:type="spellEnd"/>
+            <w:r>
+              <w:rPr>
+                <w:b/>
+              </w:rPr>
+              <w:t>:</w:t>
             </w:r>
           </w:p>
         </w:tc>
         <w:tc>
           <w:tcPr>
             <w:tcW w:w="5040" w:type="dxa"/>
+            <w:tcBorders>
+              <w:top w:val="single" w:sz="4" w:space="0" w:color="auto"/>
+              <w:left w:val="single" w:sz="4" w:space="0" w:color="auto"/>
+              <w:bottom w:val="single" w:sz="4" w:space="0" w:color="auto"/>
+              <w:right w:val="single" w:sz="4" w:space="0" w:color="auto"/>
+            </w:tcBorders>
+            <w:hideMark/>
           </w:tcPr>
           <w:p>
             <w:r>
               <w:rPr>
                 <w:color w:val="0066CC"/>
               </w:rPr>
-              <w:t>[Nombre del docente]</w:t>
+              <w:t xml:space="preserve">Lino Martin </w:t>
             </w:r>
+            <w:proofErr w:type="spellStart"/>
+            <w:r>
+              <w:rPr>
+                <w:color w:val="0066CC"/>
+              </w:rPr>
+              <w:t>Quispe</w:t>
+            </w:r>
+            <w:proofErr w:type="spellEnd"/>
+            <w:r>
+              <w:rPr>
+                <w:color w:val="0066CC"/>
+              </w:rPr>
+              <w:t xml:space="preserve"> </w:t>
+            </w:r>
+            <w:proofErr w:type="spellStart"/>
+            <w:r>
+              <w:rPr>
+                <w:color w:val="0066CC"/>
+              </w:rPr>
+              <w:t>Tincopa</w:t>
+            </w:r>
+            <w:proofErr w:type="spellEnd"/>
           </w:p>
         </w:tc>
       </w:tr>
@@ -170,27 +286,151 @@
         <w:tc>
           <w:tcPr>
             <w:tcW w:w="2160" w:type="dxa"/>
+            <w:tcBorders>
+              <w:top w:val="single" w:sz="4" w:space="0" w:color="auto"/>
+              <w:left w:val="single" w:sz="4" w:space="0" w:color="auto"/>
+              <w:bottom w:val="single" w:sz="4" w:space="0" w:color="auto"/>
+              <w:right w:val="single" w:sz="4" w:space="0" w:color="auto"/>
+            </w:tcBorders>
+            <w:hideMark/>
           </w:tcPr>
           <w:p>
+            <w:proofErr w:type="spellStart"/>
             <w:r>
               <w:rPr>
                 <w:b/>
               </w:rPr>
-              <w:t>Integrantes:</w:t>
+              <w:t>Integrantes</w:t>
+            </w:r>
+            <w:proofErr w:type="spellEnd"/>
+            <w:r>
+              <w:rPr>
+                <w:b/>
+              </w:rPr>
+              <w:t>:</w:t>
             </w:r>
           </w:p>
         </w:tc>
         <w:tc>
           <w:tcPr>
             <w:tcW w:w="5040" w:type="dxa"/>
+            <w:tcBorders>
+              <w:top w:val="single" w:sz="4" w:space="0" w:color="auto"/>
+              <w:left w:val="single" w:sz="4" w:space="0" w:color="auto"/>
+              <w:bottom w:val="single" w:sz="4" w:space="0" w:color="auto"/>
+              <w:right w:val="single" w:sz="4" w:space="0" w:color="auto"/>
+            </w:tcBorders>
+            <w:hideMark/>
           </w:tcPr>
           <w:p>
+            <w:pPr>
+              <w:rPr>
+                <w:color w:val="0066CC"/>
+                <w:lang w:val="es-PE"/>
+              </w:rPr>
+            </w:pPr>
             <w:r>
               <w:rPr>
                 <w:color w:val="0066CC"/>
+                <w:lang w:val="es-PE"/>
               </w:rPr>
-              <w:t>[Nombres de los integrantes]</w:t>
+              <w:t xml:space="preserve">Cristofer </w:t>
             </w:r>
+            <w:proofErr w:type="spellStart"/>
+            <w:r>
+              <w:rPr>
+                <w:color w:val="0066CC"/>
+                <w:lang w:val="es-PE"/>
+              </w:rPr>
+              <w:t>Benjamin</w:t>
+            </w:r>
+            <w:proofErr w:type="spellEnd"/>
+            <w:r>
+              <w:rPr>
+                <w:color w:val="0066CC"/>
+                <w:lang w:val="es-PE"/>
+              </w:rPr>
+              <w:t xml:space="preserve"> Martinez Camargo</w:t>
+            </w:r>
+          </w:p>
+          <w:p>
+            <w:pPr>
+              <w:rPr>
+                <w:color w:val="0066CC"/>
+                <w:lang w:val="es-PE"/>
+              </w:rPr>
+            </w:pPr>
+            <w:r>
+              <w:rPr>
+                <w:color w:val="0066CC"/>
+                <w:lang w:val="es-PE"/>
+              </w:rPr>
+              <w:t xml:space="preserve">Matheus </w:t>
+            </w:r>
+            <w:proofErr w:type="spellStart"/>
+            <w:r>
+              <w:rPr>
+                <w:color w:val="0066CC"/>
+                <w:lang w:val="es-PE"/>
+              </w:rPr>
+              <w:t>Chavez</w:t>
+            </w:r>
+            <w:proofErr w:type="spellEnd"/>
+            <w:r>
+              <w:rPr>
+                <w:color w:val="0066CC"/>
+                <w:lang w:val="es-PE"/>
+              </w:rPr>
+              <w:t xml:space="preserve"> </w:t>
+            </w:r>
+            <w:proofErr w:type="spellStart"/>
+            <w:r>
+              <w:rPr>
+                <w:color w:val="0066CC"/>
+                <w:lang w:val="es-PE"/>
+              </w:rPr>
+              <w:t>Fernandez</w:t>
+            </w:r>
+            <w:proofErr w:type="spellEnd"/>
+          </w:p>
+          <w:p>
+            <w:pPr>
+              <w:rPr>
+                <w:lang w:val="es-PE"/>
+              </w:rPr>
+            </w:pPr>
+            <w:r>
+              <w:rPr>
+                <w:color w:val="0066CC"/>
+                <w:lang w:val="es-PE"/>
+              </w:rPr>
+              <w:t xml:space="preserve">Huayta </w:t>
+            </w:r>
+            <w:proofErr w:type="spellStart"/>
+            <w:r>
+              <w:rPr>
+                <w:color w:val="0066CC"/>
+                <w:lang w:val="es-PE"/>
+              </w:rPr>
+              <w:t>Cardenas</w:t>
+            </w:r>
+            <w:proofErr w:type="spellEnd"/>
+            <w:r>
+              <w:rPr>
+                <w:color w:val="0066CC"/>
+                <w:lang w:val="es-PE"/>
+              </w:rPr>
+              <w:t xml:space="preserve"> Christian </w:t>
+            </w:r>
+            <w:proofErr w:type="spellStart"/>
+            <w:r>
+              <w:rPr>
+                <w:color w:val="0066CC"/>
+                <w:lang w:val="es-PE"/>
+              </w:rPr>
+              <w:t>Ronaldiñho</w:t>
+            </w:r>
+            <w:proofErr w:type="spellEnd"/>
           </w:p>
         </w:tc>
       </w:tr>
@@ -201,19 +441,41 @@
         <w:tc>
           <w:tcPr>
             <w:tcW w:w="2160" w:type="dxa"/>
+            <w:tcBorders>
+              <w:top w:val="single" w:sz="4" w:space="0" w:color="auto"/>
+              <w:left w:val="single" w:sz="4" w:space="0" w:color="auto"/>
+              <w:bottom w:val="single" w:sz="4" w:space="0" w:color="auto"/>
+              <w:right w:val="single" w:sz="4" w:space="0" w:color="auto"/>
+            </w:tcBorders>
+            <w:hideMark/>
           </w:tcPr>
           <w:p>
+            <w:proofErr w:type="spellStart"/>
             <w:r>
               <w:rPr>
                 <w:b/>
               </w:rPr>
-              <w:t>Fecha:</w:t>
+              <w:t>Fecha</w:t>
+            </w:r>
+            <w:proofErr w:type="spellEnd"/>
+            <w:r>
+              <w:rPr>
+                <w:b/>
+              </w:rPr>
+              <w:t>:</w:t>
             </w:r>
           </w:p>
         </w:tc>
         <w:tc>
           <w:tcPr>
             <w:tcW w:w="5040" w:type="dxa"/>
+            <w:tcBorders>
+              <w:top w:val="single" w:sz="4" w:space="0" w:color="auto"/>
+              <w:left w:val="single" w:sz="4" w:space="0" w:color="auto"/>
+              <w:bottom w:val="single" w:sz="4" w:space="0" w:color="auto"/>
+              <w:right w:val="single" w:sz="4" w:space="0" w:color="auto"/>
+            </w:tcBorders>
+            <w:hideMark/>
           </w:tcPr>
           <w:p>
             <w:r>
@@ -232,6 +494,13 @@
         <w:tc>
           <w:tcPr>
             <w:tcW w:w="2160" w:type="dxa"/>
+            <w:tcBorders>
+              <w:top w:val="single" w:sz="4" w:space="0" w:color="auto"/>
+              <w:left w:val="single" w:sz="4" w:space="0" w:color="auto"/>
+              <w:bottom w:val="single" w:sz="4" w:space="0" w:color="auto"/>
+              <w:right w:val="single" w:sz="4" w:space="0" w:color="auto"/>
+            </w:tcBorders>
+            <w:hideMark/>
           </w:tcPr>
           <w:p>
             <w:r>
@@ -245,6 +514,13 @@
         <w:tc>
           <w:tcPr>
             <w:tcW w:w="5040" w:type="dxa"/>
+            <w:tcBorders>
+              <w:top w:val="single" w:sz="4" w:space="0" w:color="auto"/>
+              <w:left w:val="single" w:sz="4" w:space="0" w:color="auto"/>
+              <w:bottom w:val="single" w:sz="4" w:space="0" w:color="auto"/>
+              <w:right w:val="single" w:sz="4" w:space="0" w:color="auto"/>
+            </w:tcBorders>
+            <w:hideMark/>
           </w:tcPr>
           <w:p>
             <w:r>
@@ -267,6 +543,7 @@
         <w:pStyle w:val="Ttulo1"/>
       </w:pPr>
       <w:bookmarkStart w:id="0" w:name="_Toc234752956"/>
+      <w:proofErr w:type="spellStart"/>
       <w:r>
         <w:rPr>
           <w:rFonts w:ascii="Calibri" w:hAnsi="Calibri"/>
@@ -277,6 +554,7 @@
         <w:t>Indice</w:t>
       </w:r>
       <w:bookmarkEnd w:id="0"/>
+      <w:proofErr w:type="spellEnd"/>
     </w:p>
     <w:p>
       <w:pPr>
@@ -4856,6 +5134,9 @@
     <w:p>
       <w:pPr>
         <w:pStyle w:val="Ttulo1"/>
+        <w:rPr>
+          <w:lang w:val="es-PE"/>
+        </w:rPr>
       </w:pPr>
       <w:bookmarkStart w:id="1" w:name="_Toc234752957"/>
       <w:r>
@@ -4863,6 +5144,7 @@
           <w:rFonts w:ascii="Calibri" w:hAnsi="Calibri"/>
           <w:color w:val="003366"/>
           <w:sz w:val="32"/>
+          <w:lang w:val="es-PE"/>
         </w:rPr>
         <w:lastRenderedPageBreak/>
         <w:t>Introduccion</w:t>
@@ -4872,48 +5154,63 @@
     <w:p>
       <w:pPr>
         <w:pStyle w:val="Ttulo2"/>
+        <w:rPr>
+          <w:lang w:val="es-PE"/>
+        </w:rPr>
       </w:pPr>
       <w:bookmarkStart w:id="2" w:name="_Toc234752958"/>
       <w:r>
         <w:rPr>
           <w:rFonts w:ascii="Calibri" w:hAnsi="Calibri"/>
           <w:color w:val="004C99"/>
+          <w:lang w:val="es-PE"/>
         </w:rPr>
         <w:t>Proposito del sistema</w:t>
       </w:r>
       <w:bookmarkEnd w:id="2"/>
     </w:p>
     <w:p>
-      <w:r>
-        <w:t xml:space="preserve">Heladeria Conejito es un sistema web </w:t>
-      </w:r>
-      <w:r>
-        <w:t>disenado para que los clientes puedan explorar el menu digital de la heladeria, realizar pedidos en linea, acumular puntos de fidelizacion y gestionar su perfil personal. El sistema permite navegar por categorias de productos (helados, pizzas, bebidas, top</w:t>
-      </w:r>
-      <w:r>
-        <w:t>pings y combos), agregar productos al carrito de compras, elegir metodo de entrega y pago, y dar seguimiento al estado de sus pedidos.</w:t>
+      <w:pPr>
+        <w:rPr>
+          <w:lang w:val="es-PE"/>
+        </w:rPr>
+      </w:pPr>
+      <w:r>
+        <w:rPr>
+          <w:lang w:val="es-PE"/>
+        </w:rPr>
+        <w:t>Heladeria Conejito es un sistema web disenado para que los clientes puedan explorar el menu digital de la heladeria, realizar pedidos en linea, acumular puntos de fidelizacion y gestionar su perfil personal. El sistema permite navegar por categorias de productos (helados, pizzas, bebidas, toppings y combos), agregar productos al carrito de compras, elegir metodo de entrega y pago, y dar seguimiento al estado de sus pedidos.</w:t>
       </w:r>
     </w:p>
     <w:p>
       <w:pPr>
         <w:pStyle w:val="Ttulo2"/>
+        <w:rPr>
+          <w:lang w:val="es-PE"/>
+        </w:rPr>
       </w:pPr>
       <w:bookmarkStart w:id="3" w:name="_Toc234752959"/>
       <w:r>
         <w:rPr>
           <w:rFonts w:ascii="Calibri" w:hAnsi="Calibri"/>
           <w:color w:val="004C99"/>
+          <w:lang w:val="es-PE"/>
         </w:rPr>
         <w:t>Publico al que esta dirigido</w:t>
       </w:r>
       <w:bookmarkEnd w:id="3"/>
     </w:p>
     <w:p>
-      <w:r>
-        <w:t xml:space="preserve">Este documento esta dirigido a los clientes y usuarios finales de la Heladeria Conejito que </w:t>
-      </w:r>
-      <w:r>
-        <w:t>deseen realizar pedidos en linea a traves de la plataforma web.</w:t>
+      <w:pPr>
+        <w:rPr>
+          <w:lang w:val="es-PE"/>
+        </w:rPr>
+      </w:pPr>
+      <w:r>
+        <w:rPr>
+          <w:lang w:val="es-PE"/>
+        </w:rPr>
+        <w:t>Este documento esta dirigido a los clientes y usuarios finales de la Heladeria Conejito que deseen realizar pedidos en linea a traves de la plataforma web.</w:t>
       </w:r>
     </w:p>
     <w:p>
@@ -4921,118 +5218,216 @@
         <w:pStyle w:val="Ttulo2"/>
       </w:pPr>
       <w:bookmarkStart w:id="4" w:name="_Toc234752960"/>
+      <w:proofErr w:type="spellStart"/>
       <w:r>
         <w:rPr>
           <w:rFonts w:ascii="Calibri" w:hAnsi="Calibri"/>
           <w:color w:val="004C99"/>
         </w:rPr>
-        <w:t>Requisitos basicos</w:t>
-      </w:r>
-      <w:bookmarkEnd w:id="4"/>
-    </w:p>
-    <w:p>
-      <w:pPr>
-        <w:pStyle w:val="Listaconvietas"/>
-      </w:pPr>
-      <w:r>
-        <w:t>Conexion a internet estable</w:t>
-      </w:r>
-    </w:p>
-    <w:p>
-      <w:pPr>
-        <w:pStyle w:val="Listaconvietas"/>
-      </w:pPr>
-      <w:r>
-        <w:t>Navegador web moderno</w:t>
-      </w:r>
-    </w:p>
-    <w:p>
-      <w:pPr>
-        <w:pStyle w:val="Listaconvietas"/>
-      </w:pPr>
-      <w:r>
-        <w:t>Cuenta de correo electronico valida para registrarse</w:t>
-      </w:r>
-    </w:p>
-    <w:p>
-      <w:pPr>
-        <w:pStyle w:val="Ttulo2"/>
-      </w:pPr>
-      <w:bookmarkStart w:id="5" w:name="_Toc234752961"/>
+        <w:t>Requisitos</w:t>
+      </w:r>
+      <w:proofErr w:type="spellEnd"/>
       <w:r>
         <w:rPr>
           <w:rFonts w:ascii="Calibri" w:hAnsi="Calibri"/>
           <w:color w:val="004C99"/>
         </w:rPr>
-        <w:t>Navegadores recomendados</w:t>
-      </w:r>
-      <w:bookmarkEnd w:id="5"/>
-    </w:p>
-    <w:p>
-      <w:pPr>
-        <w:pStyle w:val="Listaconvietas"/>
-      </w:pPr>
-      <w:r>
-        <w:t xml:space="preserve">Google Chrome (version 90 o </w:t>
-      </w:r>
-      <w:r>
-        <w:t>superior)</w:t>
-      </w:r>
-    </w:p>
-    <w:p>
-      <w:pPr>
-        <w:pStyle w:val="Listaconvietas"/>
-      </w:pPr>
-      <w:r>
-        <w:t>Mozilla Firefox (version 90 o superior)</w:t>
-      </w:r>
-    </w:p>
-    <w:p>
-      <w:pPr>
-        <w:pStyle w:val="Listaconvietas"/>
-      </w:pPr>
-      <w:r>
-        <w:t>Microsoft Edge (version 90 o superior)</w:t>
-      </w:r>
-    </w:p>
-    <w:p>
-      <w:pPr>
-        <w:pStyle w:val="Listaconvietas"/>
-      </w:pPr>
-      <w:r>
-        <w:t>Safari (version 14 o superior)</w:t>
-      </w:r>
-    </w:p>
-    <w:p>
-      <w:pPr>
-        <w:pStyle w:val="Ttulo2"/>
-      </w:pPr>
-      <w:bookmarkStart w:id="6" w:name="_Toc234752962"/>
+        <w:t xml:space="preserve"> </w:t>
+      </w:r>
+      <w:proofErr w:type="spellStart"/>
       <w:r>
         <w:rPr>
           <w:rFonts w:ascii="Calibri" w:hAnsi="Calibri"/>
           <w:color w:val="004C99"/>
         </w:rPr>
-        <w:t>URL del sistema</w:t>
+        <w:t>basicos</w:t>
+      </w:r>
+      <w:bookmarkEnd w:id="4"/>
+      <w:proofErr w:type="spellEnd"/>
+    </w:p>
+    <w:p>
+      <w:pPr>
+        <w:pStyle w:val="Listaconvietas"/>
+      </w:pPr>
+      <w:proofErr w:type="spellStart"/>
+      <w:r>
+        <w:t>Conexion</w:t>
+      </w:r>
+      <w:proofErr w:type="spellEnd"/>
+      <w:r>
+        <w:t xml:space="preserve"> </w:t>
+      </w:r>
+      <w:proofErr w:type="spellStart"/>
+      <w:r>
+        <w:t>a</w:t>
+      </w:r>
+      <w:proofErr w:type="spellEnd"/>
+      <w:r>
+        <w:t xml:space="preserve"> internet </w:t>
+      </w:r>
+      <w:proofErr w:type="spellStart"/>
+      <w:r>
+        <w:t>estable</w:t>
+      </w:r>
+      <w:proofErr w:type="spellEnd"/>
+    </w:p>
+    <w:p>
+      <w:pPr>
+        <w:pStyle w:val="Listaconvietas"/>
+      </w:pPr>
+      <w:proofErr w:type="spellStart"/>
+      <w:r>
+        <w:t>Navegador</w:t>
+      </w:r>
+      <w:proofErr w:type="spellEnd"/>
+      <w:r>
+        <w:t xml:space="preserve"> web </w:t>
+      </w:r>
+      <w:proofErr w:type="spellStart"/>
+      <w:r>
+        <w:t>moderno</w:t>
+      </w:r>
+      <w:proofErr w:type="spellEnd"/>
+    </w:p>
+    <w:p>
+      <w:pPr>
+        <w:pStyle w:val="Listaconvietas"/>
+        <w:rPr>
+          <w:lang w:val="es-PE"/>
+        </w:rPr>
+      </w:pPr>
+      <w:r>
+        <w:rPr>
+          <w:lang w:val="es-PE"/>
+        </w:rPr>
+        <w:t>Cuenta de correo electronico valida para registrarse</w:t>
+      </w:r>
+    </w:p>
+    <w:p>
+      <w:pPr>
+        <w:pStyle w:val="Ttulo2"/>
+      </w:pPr>
+      <w:bookmarkStart w:id="5" w:name="_Toc234752961"/>
+      <w:proofErr w:type="spellStart"/>
+      <w:r>
+        <w:rPr>
+          <w:rFonts w:ascii="Calibri" w:hAnsi="Calibri"/>
+          <w:color w:val="004C99"/>
+        </w:rPr>
+        <w:t>Navegadores</w:t>
+      </w:r>
+      <w:proofErr w:type="spellEnd"/>
+      <w:r>
+        <w:rPr>
+          <w:rFonts w:ascii="Calibri" w:hAnsi="Calibri"/>
+          <w:color w:val="004C99"/>
+        </w:rPr>
+        <w:t xml:space="preserve"> </w:t>
+      </w:r>
+      <w:proofErr w:type="spellStart"/>
+      <w:r>
+        <w:rPr>
+          <w:rFonts w:ascii="Calibri" w:hAnsi="Calibri"/>
+          <w:color w:val="004C99"/>
+        </w:rPr>
+        <w:t>recomendados</w:t>
+      </w:r>
+      <w:bookmarkEnd w:id="5"/>
+      <w:proofErr w:type="spellEnd"/>
+    </w:p>
+    <w:p>
+      <w:pPr>
+        <w:pStyle w:val="Listaconvietas"/>
+      </w:pPr>
+      <w:r>
+        <w:t>Google Chrome (version 90 o superior)</w:t>
+      </w:r>
+    </w:p>
+    <w:p>
+      <w:pPr>
+        <w:pStyle w:val="Listaconvietas"/>
+        <w:rPr>
+          <w:lang w:val="es-PE"/>
+        </w:rPr>
+      </w:pPr>
+      <w:r>
+        <w:rPr>
+          <w:lang w:val="es-PE"/>
+        </w:rPr>
+        <w:t>Mozilla Firefox (version 90 o superior)</w:t>
+      </w:r>
+    </w:p>
+    <w:p>
+      <w:pPr>
+        <w:pStyle w:val="Listaconvietas"/>
+      </w:pPr>
+      <w:r>
+        <w:t>Microsoft Edge (version 90 o superior)</w:t>
+      </w:r>
+    </w:p>
+    <w:p>
+      <w:pPr>
+        <w:pStyle w:val="Listaconvietas"/>
+      </w:pPr>
+      <w:r>
+        <w:t>Safari (version 14 o superior)</w:t>
+      </w:r>
+    </w:p>
+    <w:p>
+      <w:pPr>
+        <w:pStyle w:val="Ttulo2"/>
+      </w:pPr>
+      <w:bookmarkStart w:id="6" w:name="_Toc234752962"/>
+      <w:r>
+        <w:rPr>
+          <w:rFonts w:ascii="Calibri" w:hAnsi="Calibri"/>
+          <w:color w:val="004C99"/>
+        </w:rPr>
+        <w:t xml:space="preserve">URL del </w:t>
+      </w:r>
+      <w:proofErr w:type="spellStart"/>
+      <w:r>
+        <w:rPr>
+          <w:rFonts w:ascii="Calibri" w:hAnsi="Calibri"/>
+          <w:color w:val="004C99"/>
+        </w:rPr>
+        <w:t>sistema</w:t>
       </w:r>
       <w:bookmarkEnd w:id="6"/>
-    </w:p>
-    <w:p>
-      <w:r>
-        <w:t xml:space="preserve">[Ingrese la URL del sistema desplegado, por ejemplo: </w:t>
-      </w:r>
-      <w:r>
-        <w:t>https://heladeria-conejito.vercel.app]</w:t>
-      </w:r>
-    </w:p>
-    <w:p>
-      <w:r>
+      <w:proofErr w:type="spellEnd"/>
+    </w:p>
+    <w:p>
+      <w:pPr>
+        <w:rPr>
+          <w:lang w:val="es-PE"/>
+        </w:rPr>
+      </w:pPr>
+      <w:r>
+        <w:rPr>
+          <w:lang w:val="es-PE"/>
+        </w:rPr>
+        <w:t>[Ingrese la URL del sistema desplegado, por ejemplo: https://heladeria-conejito.vercel.app]</w:t>
+      </w:r>
+    </w:p>
+    <w:p>
+      <w:pPr>
+        <w:rPr>
+          <w:lang w:val="es-PE"/>
+        </w:rPr>
+      </w:pPr>
+      <w:r>
+        <w:rPr>
+          <w:lang w:val="es-PE"/>
+        </w:rPr>
         <w:br w:type="page"/>
       </w:r>
     </w:p>
     <w:p>
       <w:pPr>
         <w:pStyle w:val="Ttulo1"/>
+        <w:rPr>
+          <w:lang w:val="es-PE"/>
+        </w:rPr>
       </w:pPr>
       <w:bookmarkStart w:id="7" w:name="_Toc234752963"/>
       <w:r>
@@ -5040,6 +5435,7 @@
           <w:rFonts w:ascii="Calibri" w:hAnsi="Calibri"/>
           <w:color w:val="003366"/>
           <w:sz w:val="32"/>
+          <w:lang w:val="es-PE"/>
         </w:rPr>
         <w:lastRenderedPageBreak/>
         <w:t>Acceso a la aplicacion</w:t>
@@ -5049,29 +5445,57 @@
     <w:p>
       <w:pPr>
         <w:pStyle w:val="Ttulo2"/>
+        <w:rPr>
+          <w:lang w:val="es-PE"/>
+        </w:rPr>
       </w:pPr>
       <w:bookmarkStart w:id="8" w:name="_Toc234752964"/>
       <w:r>
         <w:rPr>
           <w:rFonts w:ascii="Calibri" w:hAnsi="Calibri"/>
           <w:color w:val="004C99"/>
+          <w:lang w:val="es-PE"/>
         </w:rPr>
         <w:t>Como ingresar</w:t>
       </w:r>
       <w:bookmarkEnd w:id="8"/>
     </w:p>
     <w:p>
-      <w:r>
+      <w:pPr>
+        <w:rPr>
+          <w:lang w:val="es-PE"/>
+        </w:rPr>
+      </w:pPr>
+      <w:r>
+        <w:rPr>
+          <w:lang w:val="es-PE"/>
+        </w:rPr>
         <w:t>1. Abra su navegador web preferido.</w:t>
       </w:r>
     </w:p>
     <w:p>
-      <w:r>
+      <w:pPr>
+        <w:rPr>
+          <w:lang w:val="es-PE"/>
+        </w:rPr>
+      </w:pPr>
+      <w:r>
+        <w:rPr>
+          <w:lang w:val="es-PE"/>
+        </w:rPr>
         <w:t>2. Escriba la URL del sistema en la barra de direcciones.</w:t>
       </w:r>
     </w:p>
     <w:p>
-      <w:r>
+      <w:pPr>
+        <w:rPr>
+          <w:lang w:val="es-PE"/>
+        </w:rPr>
+      </w:pPr>
+      <w:r>
+        <w:rPr>
+          <w:lang w:val="es-PE"/>
+        </w:rPr>
         <w:t>3. Espere a que cargue la pagina principal (landing page).</w:t>
       </w:r>
     </w:p>
@@ -5084,33 +5508,33 @@
           <w:right w:val="single" w:sz="8" w:space="4" w:color="CCCCCC"/>
         </w:pBdr>
         <w:jc w:val="center"/>
+        <w:rPr>
+          <w:lang w:val="es-PE"/>
+        </w:rPr>
       </w:pPr>
       <w:r>
         <w:rPr>
           <w:i/>
           <w:color w:val="646464"/>
           <w:sz w:val="20"/>
-        </w:rPr>
-        <w:t>[Insertar captura de: Pag</w:t>
-      </w:r>
-      <w:r>
-        <w:rPr>
-          <w:i/>
-          <w:color w:val="646464"/>
-          <w:sz w:val="20"/>
-        </w:rPr>
-        <w:t>ina principal (Landing Page)]</w:t>
+          <w:lang w:val="es-PE"/>
+        </w:rPr>
+        <w:t>[Insertar captura de: Pagina principal (Landing Page)]</w:t>
       </w:r>
     </w:p>
     <w:p>
       <w:pPr>
         <w:jc w:val="center"/>
+        <w:rPr>
+          <w:lang w:val="es-PE"/>
+        </w:rPr>
       </w:pPr>
       <w:r>
         <w:rPr>
           <w:i/>
           <w:color w:val="505050"/>
           <w:sz w:val="18"/>
+          <w:lang w:val="es-PE"/>
         </w:rPr>
         <w:t>Figura 1. Pagina principal de Heladeria Conejito</w:t>
       </w:r>
@@ -5118,55 +5542,98 @@
     <w:p>
       <w:pPr>
         <w:pStyle w:val="Ttulo2"/>
+        <w:rPr>
+          <w:lang w:val="es-PE"/>
+        </w:rPr>
       </w:pPr>
       <w:bookmarkStart w:id="9" w:name="_Toc234752965"/>
       <w:r>
         <w:rPr>
           <w:rFonts w:ascii="Calibri" w:hAnsi="Calibri"/>
           <w:color w:val="004C99"/>
+          <w:lang w:val="es-PE"/>
         </w:rPr>
         <w:t>Descripcion de la pantalla principal</w:t>
       </w:r>
       <w:bookmarkEnd w:id="9"/>
     </w:p>
     <w:p>
-      <w:r>
-        <w:t>La pantalla principal muestra: barra de navegacion superior con enlaces a Inicio, Menu, Promociones, Fidelizacion y Contacto; seccion hero c</w:t>
-      </w:r>
-      <w:r>
-        <w:t>on nombre y botones; seccion "Que encontraras?" con tarjetas de categorias (Helados, Raspadillas, Pizzas, Chicha); seccion "Los Mas Pedidos" con productos destacados; ubicacion, testimonios, redes sociales y pie de pagina.</w:t>
+      <w:pPr>
+        <w:rPr>
+          <w:lang w:val="es-PE"/>
+        </w:rPr>
+      </w:pPr>
+      <w:r>
+        <w:rPr>
+          <w:lang w:val="es-PE"/>
+        </w:rPr>
+        <w:t xml:space="preserve">La pantalla principal muestra: barra de navegacion superior con enlaces a Inicio, Menu, Promociones, Fidelizacion y Contacto; seccion hero con nombre y botones; </w:t>
+      </w:r>
+      <w:proofErr w:type="gramStart"/>
+      <w:r>
+        <w:rPr>
+          <w:lang w:val="es-PE"/>
+        </w:rPr>
+        <w:t>seccion "Que encontraras?</w:t>
+      </w:r>
+      <w:proofErr w:type="gramEnd"/>
+      <w:r>
+        <w:rPr>
+          <w:lang w:val="es-PE"/>
+        </w:rPr>
+        <w:t>" con tarjetas de categorias (Helados, Raspadillas, Pizzas, Chicha); seccion "Los Mas Pedidos" con productos destacados; ubicacion, testimonios, redes sociales y pie de pagina.</w:t>
       </w:r>
     </w:p>
     <w:p>
       <w:pPr>
         <w:pStyle w:val="Ttulo2"/>
+        <w:rPr>
+          <w:lang w:val="es-PE"/>
+        </w:rPr>
       </w:pPr>
       <w:bookmarkStart w:id="10" w:name="_Toc234752966"/>
       <w:r>
         <w:rPr>
           <w:rFonts w:ascii="Calibri" w:hAnsi="Calibri"/>
           <w:color w:val="004C99"/>
+          <w:lang w:val="es-PE"/>
         </w:rPr>
         <w:t>Navegacion mediante el menu</w:t>
       </w:r>
       <w:bookmarkEnd w:id="10"/>
     </w:p>
     <w:p>
-      <w:r>
-        <w:t>La ba</w:t>
-      </w:r>
-      <w:r>
-        <w:t>rra de navegacion contiene: Inicio (pagina principal), Menu (catalogo de productos), Promociones (ofertas activas), Fidelizacion (programa de puntos), Contacto (formulario, ubicacion y redes).</w:t>
-      </w:r>
-    </w:p>
-    <w:p>
-      <w:r>
+      <w:pPr>
+        <w:rPr>
+          <w:lang w:val="es-PE"/>
+        </w:rPr>
+      </w:pPr>
+      <w:r>
+        <w:rPr>
+          <w:lang w:val="es-PE"/>
+        </w:rPr>
+        <w:t>La barra de navegacion contiene: Inicio (pagina principal), Menu (catalogo de productos), Promociones (ofertas activas), Fidelizacion (programa de puntos), Contacto (formulario, ubicacion y redes).</w:t>
+      </w:r>
+    </w:p>
+    <w:p>
+      <w:pPr>
+        <w:rPr>
+          <w:lang w:val="es-PE"/>
+        </w:rPr>
+      </w:pPr>
+      <w:r>
+        <w:rPr>
+          <w:lang w:val="es-PE"/>
+        </w:rPr>
         <w:br w:type="page"/>
       </w:r>
     </w:p>
     <w:p>
       <w:pPr>
         <w:pStyle w:val="Ttulo1"/>
+        <w:rPr>
+          <w:lang w:val="es-PE"/>
+        </w:rPr>
       </w:pPr>
       <w:bookmarkStart w:id="11" w:name="_Toc234752967"/>
       <w:r>
@@ -5174,6 +5641,7 @@
           <w:rFonts w:ascii="Calibri" w:hAnsi="Calibri"/>
           <w:color w:val="003366"/>
           <w:sz w:val="32"/>
+          <w:lang w:val="es-PE"/>
         </w:rPr>
         <w:lastRenderedPageBreak/>
         <w:t>Registro de usuario</w:t>
@@ -5183,27 +5651,44 @@
     <w:p>
       <w:pPr>
         <w:pStyle w:val="Ttulo2"/>
+        <w:rPr>
+          <w:lang w:val="es-PE"/>
+        </w:rPr>
       </w:pPr>
       <w:bookmarkStart w:id="12" w:name="_Toc234752968"/>
       <w:r>
         <w:rPr>
           <w:rFonts w:ascii="Calibri" w:hAnsi="Calibri"/>
           <w:color w:val="004C99"/>
+          <w:lang w:val="es-PE"/>
         </w:rPr>
         <w:t>Como abrir el formulario</w:t>
       </w:r>
       <w:bookmarkEnd w:id="12"/>
     </w:p>
     <w:p>
-      <w:r>
-        <w:t xml:space="preserve">1. Haga clic en </w:t>
-      </w:r>
-      <w:r>
-        <w:t>"Iniciar sesion" o "Registrarse" en la barra de navegacion.</w:t>
-      </w:r>
-    </w:p>
-    <w:p>
-      <w:r>
+      <w:pPr>
+        <w:rPr>
+          <w:lang w:val="es-PE"/>
+        </w:rPr>
+      </w:pPr>
+      <w:r>
+        <w:rPr>
+          <w:lang w:val="es-PE"/>
+        </w:rPr>
+        <w:t>1. Haga clic en "Iniciar sesion" o "Registrarse" en la barra de navegacion.</w:t>
+      </w:r>
+    </w:p>
+    <w:p>
+      <w:pPr>
+        <w:rPr>
+          <w:lang w:val="es-PE"/>
+        </w:rPr>
+      </w:pPr>
+      <w:r>
+        <w:rPr>
+          <w:lang w:val="es-PE"/>
+        </w:rPr>
         <w:t>2. En la pagina de inicio de sesion, haga clic en "Crear cuenta" o acceda directamente a /registro.</w:t>
       </w:r>
     </w:p>
@@ -5216,12 +5701,16 @@
           <w:right w:val="single" w:sz="8" w:space="4" w:color="CCCCCC"/>
         </w:pBdr>
         <w:jc w:val="center"/>
+        <w:rPr>
+          <w:lang w:val="es-PE"/>
+        </w:rPr>
       </w:pPr>
       <w:r>
         <w:rPr>
           <w:i/>
           <w:color w:val="646464"/>
           <w:sz w:val="20"/>
+          <w:lang w:val="es-PE"/>
         </w:rPr>
         <w:t>[Insertar captura de: Formulario de registro]</w:t>
       </w:r>
@@ -5229,12 +5718,16 @@
     <w:p>
       <w:pPr>
         <w:jc w:val="center"/>
+        <w:rPr>
+          <w:lang w:val="es-PE"/>
+        </w:rPr>
       </w:pPr>
       <w:r>
         <w:rPr>
           <w:i/>
           <w:color w:val="505050"/>
           <w:sz w:val="18"/>
+          <w:lang w:val="es-PE"/>
         </w:rPr>
         <w:t>Figura 2. Formulario de registro de usuario</w:t>
       </w:r>
@@ -5249,71 +5742,179 @@
           <w:rFonts w:ascii="Calibri" w:hAnsi="Calibri"/>
           <w:color w:val="004C99"/>
         </w:rPr>
-        <w:t>Campos</w:t>
-      </w:r>
+        <w:t xml:space="preserve">Campos </w:t>
+      </w:r>
+      <w:proofErr w:type="spellStart"/>
       <w:r>
         <w:rPr>
           <w:rFonts w:ascii="Calibri" w:hAnsi="Calibri"/>
           <w:color w:val="004C99"/>
         </w:rPr>
-        <w:t xml:space="preserve"> obligatorios</w:t>
+        <w:t>obligatorios</w:t>
       </w:r>
       <w:bookmarkEnd w:id="13"/>
+      <w:proofErr w:type="spellEnd"/>
     </w:p>
     <w:p>
       <w:pPr>
         <w:pStyle w:val="Listaconvietas"/>
       </w:pPr>
-      <w:r>
-        <w:t>Nombre completo</w:t>
-      </w:r>
+      <w:proofErr w:type="spellStart"/>
+      <w:r>
+        <w:t>Nombre</w:t>
+      </w:r>
+      <w:proofErr w:type="spellEnd"/>
+      <w:r>
+        <w:t xml:space="preserve"> </w:t>
+      </w:r>
+      <w:proofErr w:type="spellStart"/>
+      <w:r>
+        <w:t>completo</w:t>
+      </w:r>
+      <w:proofErr w:type="spellEnd"/>
     </w:p>
     <w:p>
       <w:pPr>
         <w:pStyle w:val="Listaconvietas"/>
       </w:pPr>
-      <w:r>
-        <w:t>Correo electronico (valido)</w:t>
+      <w:proofErr w:type="spellStart"/>
+      <w:r>
+        <w:t>Correo</w:t>
+      </w:r>
+      <w:proofErr w:type="spellEnd"/>
+      <w:r>
+        <w:t xml:space="preserve"> </w:t>
+      </w:r>
+      <w:proofErr w:type="spellStart"/>
+      <w:r>
+        <w:t>electronico</w:t>
+      </w:r>
+      <w:proofErr w:type="spellEnd"/>
+      <w:r>
+        <w:t xml:space="preserve"> (</w:t>
+      </w:r>
+      <w:proofErr w:type="spellStart"/>
+      <w:r>
+        <w:t>valido</w:t>
+      </w:r>
+      <w:proofErr w:type="spellEnd"/>
+      <w:r>
+        <w:t>)</w:t>
       </w:r>
     </w:p>
     <w:p>
       <w:pPr>
         <w:pStyle w:val="Listaconvietas"/>
       </w:pPr>
-      <w:r>
-        <w:t>Contrasena (minimo 8 caracteres)</w:t>
+      <w:proofErr w:type="spellStart"/>
+      <w:r>
+        <w:t>Contrasena</w:t>
+      </w:r>
+      <w:proofErr w:type="spellEnd"/>
+      <w:r>
+        <w:t xml:space="preserve"> (</w:t>
+      </w:r>
+      <w:proofErr w:type="spellStart"/>
+      <w:r>
+        <w:t>minimo</w:t>
+      </w:r>
+      <w:proofErr w:type="spellEnd"/>
+      <w:r>
+        <w:t xml:space="preserve"> 8 </w:t>
+      </w:r>
+      <w:proofErr w:type="spellStart"/>
+      <w:r>
+        <w:t>caracteres</w:t>
+      </w:r>
+      <w:proofErr w:type="spellEnd"/>
+      <w:r>
+        <w:t>)</w:t>
       </w:r>
     </w:p>
     <w:p>
       <w:pPr>
         <w:pStyle w:val="Listaconvietas"/>
       </w:pPr>
-      <w:r>
-        <w:t>Confirmar contrasena</w:t>
-      </w:r>
+      <w:proofErr w:type="spellStart"/>
+      <w:r>
+        <w:t>Confirmar</w:t>
+      </w:r>
+      <w:proofErr w:type="spellEnd"/>
+      <w:r>
+        <w:t xml:space="preserve"> </w:t>
+      </w:r>
+      <w:proofErr w:type="spellStart"/>
+      <w:r>
+        <w:t>contrasena</w:t>
+      </w:r>
+      <w:proofErr w:type="spellEnd"/>
     </w:p>
     <w:p>
       <w:pPr>
         <w:pStyle w:val="Listaconvietas"/>
       </w:pPr>
-      <w:r>
-        <w:t>Aceptacion de terminos y condiciones</w:t>
-      </w:r>
+      <w:proofErr w:type="spellStart"/>
+      <w:r>
+        <w:t>Aceptacion</w:t>
+      </w:r>
+      <w:proofErr w:type="spellEnd"/>
+      <w:r>
+        <w:t xml:space="preserve"> de </w:t>
+      </w:r>
+      <w:proofErr w:type="spellStart"/>
+      <w:r>
+        <w:t>terminos</w:t>
+      </w:r>
+      <w:proofErr w:type="spellEnd"/>
+      <w:r>
+        <w:t xml:space="preserve"> y </w:t>
+      </w:r>
+      <w:proofErr w:type="spellStart"/>
+      <w:r>
+        <w:t>condiciones</w:t>
+      </w:r>
+      <w:proofErr w:type="spellEnd"/>
     </w:p>
     <w:p>
       <w:pPr>
         <w:pStyle w:val="Listaconvietas"/>
       </w:pPr>
-      <w:r>
-        <w:t>Telefono (opcional)</w:t>
+      <w:proofErr w:type="spellStart"/>
+      <w:r>
+        <w:t>Telefono</w:t>
+      </w:r>
+      <w:proofErr w:type="spellEnd"/>
+      <w:r>
+        <w:t xml:space="preserve"> (</w:t>
+      </w:r>
+      <w:proofErr w:type="spellStart"/>
+      <w:r>
+        <w:t>opcional</w:t>
+      </w:r>
+      <w:proofErr w:type="spellEnd"/>
+      <w:r>
+        <w:t>)</w:t>
       </w:r>
     </w:p>
     <w:p>
       <w:pPr>
         <w:pStyle w:val="Listaconvietas"/>
       </w:pPr>
-      <w:r>
-        <w:t>Direccion (opcional)</w:t>
+      <w:proofErr w:type="spellStart"/>
+      <w:r>
+        <w:t>Direccion</w:t>
+      </w:r>
+      <w:proofErr w:type="spellEnd"/>
+      <w:r>
+        <w:t xml:space="preserve"> (</w:t>
+      </w:r>
+      <w:proofErr w:type="spellStart"/>
+      <w:r>
+        <w:t>opcional</w:t>
+      </w:r>
+      <w:proofErr w:type="spellEnd"/>
+      <w:r>
+        <w:t>)</w:t>
       </w:r>
     </w:p>
     <w:p>
@@ -5321,6 +5922,7 @@
         <w:pStyle w:val="Ttulo2"/>
       </w:pPr>
       <w:bookmarkStart w:id="14" w:name="_Toc234752970"/>
+      <w:proofErr w:type="spellStart"/>
       <w:r>
         <w:rPr>
           <w:rFonts w:ascii="Calibri" w:hAnsi="Calibri"/>
@@ -5329,23 +5931,33 @@
         <w:t>Validaciones</w:t>
       </w:r>
       <w:bookmarkEnd w:id="14"/>
+      <w:proofErr w:type="spellEnd"/>
     </w:p>
     <w:p>
       <w:pPr>
         <w:pStyle w:val="Listaconvietas"/>
-      </w:pPr>
-      <w:r>
-        <w:t xml:space="preserve">El correo debe tener un formato valido (ej: </w:t>
-      </w:r>
-      <w:r>
-        <w:t>usuario@dominio.com).</w:t>
+        <w:rPr>
+          <w:lang w:val="es-PE"/>
+        </w:rPr>
+      </w:pPr>
+      <w:r>
+        <w:rPr>
+          <w:lang w:val="es-PE"/>
+        </w:rPr>
+        <w:t>El correo debe tener un formato valido (ej: usuario@dominio.com).</w:t>
       </w:r>
     </w:p>
     <w:p>
       <w:pPr>
         <w:pStyle w:val="Listaconvietas"/>
-      </w:pPr>
-      <w:r>
+        <w:rPr>
+          <w:lang w:val="es-PE"/>
+        </w:rPr>
+      </w:pPr>
+      <w:r>
+        <w:rPr>
+          <w:lang w:val="es-PE"/>
+        </w:rPr>
         <w:t>La contrasena debe tener al menos 8 caracteres.</w:t>
       </w:r>
     </w:p>
@@ -5354,47 +5966,97 @@
         <w:pStyle w:val="Listaconvietas"/>
       </w:pPr>
       <w:r>
-        <w:t>Las contrasenas deben coincidir.</w:t>
+        <w:t xml:space="preserve">Las </w:t>
+      </w:r>
+      <w:proofErr w:type="spellStart"/>
+      <w:r>
+        <w:t>contrasenas</w:t>
+      </w:r>
+      <w:proofErr w:type="spellEnd"/>
+      <w:r>
+        <w:t xml:space="preserve"> </w:t>
+      </w:r>
+      <w:proofErr w:type="spellStart"/>
+      <w:r>
+        <w:t>deben</w:t>
+      </w:r>
+      <w:proofErr w:type="spellEnd"/>
+      <w:r>
+        <w:t xml:space="preserve"> </w:t>
+      </w:r>
+      <w:proofErr w:type="spellStart"/>
+      <w:r>
+        <w:t>coincidir</w:t>
+      </w:r>
+      <w:proofErr w:type="spellEnd"/>
+      <w:r>
+        <w:t>.</w:t>
       </w:r>
     </w:p>
     <w:p>
       <w:pPr>
         <w:pStyle w:val="Listaconvietas"/>
-      </w:pPr>
-      <w:r>
+        <w:rPr>
+          <w:lang w:val="es-PE"/>
+        </w:rPr>
+      </w:pPr>
+      <w:r>
+        <w:rPr>
+          <w:lang w:val="es-PE"/>
+        </w:rPr>
         <w:t>Debe aceptar los terminos y condiciones.</w:t>
       </w:r>
     </w:p>
     <w:p>
       <w:pPr>
         <w:pStyle w:val="Ttulo2"/>
+        <w:rPr>
+          <w:lang w:val="es-PE"/>
+        </w:rPr>
       </w:pPr>
       <w:bookmarkStart w:id="15" w:name="_Toc234752971"/>
       <w:r>
         <w:rPr>
           <w:rFonts w:ascii="Calibri" w:hAnsi="Calibri"/>
           <w:color w:val="004C99"/>
+          <w:lang w:val="es-PE"/>
         </w:rPr>
         <w:t>Confirmacion de registro</w:t>
       </w:r>
       <w:bookmarkEnd w:id="15"/>
     </w:p>
     <w:p>
-      <w:r>
-        <w:t xml:space="preserve">Al completar el registro exitosamente, el sistema iniciara sesion </w:t>
-      </w:r>
-      <w:r>
-        <w:t>automaticamente y lo redirigira a la pagina principal.</w:t>
-      </w:r>
-    </w:p>
-    <w:p>
-      <w:r>
+      <w:pPr>
+        <w:rPr>
+          <w:lang w:val="es-PE"/>
+        </w:rPr>
+      </w:pPr>
+      <w:r>
+        <w:rPr>
+          <w:lang w:val="es-PE"/>
+        </w:rPr>
+        <w:t>Al completar el registro exitosamente, el sistema iniciara sesion automaticamente y lo redirigira a la pagina principal.</w:t>
+      </w:r>
+    </w:p>
+    <w:p>
+      <w:pPr>
+        <w:rPr>
+          <w:lang w:val="es-PE"/>
+        </w:rPr>
+      </w:pPr>
+      <w:r>
+        <w:rPr>
+          <w:lang w:val="es-PE"/>
+        </w:rPr>
         <w:br w:type="page"/>
       </w:r>
     </w:p>
     <w:p>
       <w:pPr>
         <w:pStyle w:val="Ttulo1"/>
+        <w:rPr>
+          <w:lang w:val="es-PE"/>
+        </w:rPr>
       </w:pPr>
       <w:bookmarkStart w:id="16" w:name="_Toc234752972"/>
       <w:r>
@@ -5402,6 +6064,7 @@
           <w:rFonts w:ascii="Calibri" w:hAnsi="Calibri"/>
           <w:color w:val="003366"/>
           <w:sz w:val="32"/>
+          <w:lang w:val="es-PE"/>
         </w:rPr>
         <w:lastRenderedPageBreak/>
         <w:t>Inicio y cierre de sesion</w:t>
@@ -5411,29 +6074,57 @@
     <w:p>
       <w:pPr>
         <w:pStyle w:val="Ttulo2"/>
+        <w:rPr>
+          <w:lang w:val="es-PE"/>
+        </w:rPr>
       </w:pPr>
       <w:bookmarkStart w:id="17" w:name="_Toc234752973"/>
       <w:r>
         <w:rPr>
           <w:rFonts w:ascii="Calibri" w:hAnsi="Calibri"/>
           <w:color w:val="004C99"/>
+          <w:lang w:val="es-PE"/>
         </w:rPr>
         <w:t>Inicio de sesion</w:t>
       </w:r>
       <w:bookmarkEnd w:id="17"/>
     </w:p>
     <w:p>
-      <w:r>
+      <w:pPr>
+        <w:rPr>
+          <w:lang w:val="es-PE"/>
+        </w:rPr>
+      </w:pPr>
+      <w:r>
+        <w:rPr>
+          <w:lang w:val="es-PE"/>
+        </w:rPr>
         <w:t>1. Haga clic en "Iniciar sesion" en la barra de navegacion.</w:t>
       </w:r>
     </w:p>
     <w:p>
-      <w:r>
+      <w:pPr>
+        <w:rPr>
+          <w:lang w:val="es-PE"/>
+        </w:rPr>
+      </w:pPr>
+      <w:r>
+        <w:rPr>
+          <w:lang w:val="es-PE"/>
+        </w:rPr>
         <w:t>2. Ingrese su correo electronico y contrasena.</w:t>
       </w:r>
     </w:p>
     <w:p>
-      <w:r>
+      <w:pPr>
+        <w:rPr>
+          <w:lang w:val="es-PE"/>
+        </w:rPr>
+      </w:pPr>
+      <w:r>
+        <w:rPr>
+          <w:lang w:val="es-PE"/>
+        </w:rPr>
         <w:t>3. Haga clic en el boton "Iniciar sesion".</w:t>
       </w:r>
     </w:p>
@@ -5446,33 +6137,33 @@
           <w:right w:val="single" w:sz="8" w:space="4" w:color="CCCCCC"/>
         </w:pBdr>
         <w:jc w:val="center"/>
+        <w:rPr>
+          <w:lang w:val="es-PE"/>
+        </w:rPr>
       </w:pPr>
       <w:r>
         <w:rPr>
           <w:i/>
           <w:color w:val="646464"/>
           <w:sz w:val="20"/>
-        </w:rPr>
-        <w:t>[Inser</w:t>
-      </w:r>
-      <w:r>
-        <w:rPr>
-          <w:i/>
-          <w:color w:val="646464"/>
-          <w:sz w:val="20"/>
-        </w:rPr>
-        <w:t>tar captura de: Pantalla de inicio de sesion]</w:t>
+          <w:lang w:val="es-PE"/>
+        </w:rPr>
+        <w:t>[Insertar captura de: Pantalla de inicio de sesion]</w:t>
       </w:r>
     </w:p>
     <w:p>
       <w:pPr>
         <w:jc w:val="center"/>
+        <w:rPr>
+          <w:lang w:val="es-PE"/>
+        </w:rPr>
       </w:pPr>
       <w:r>
         <w:rPr>
           <w:i/>
           <w:color w:val="505050"/>
           <w:sz w:val="18"/>
+          <w:lang w:val="es-PE"/>
         </w:rPr>
         <w:t>Figura 3. Pantalla de inicio de sesion</w:t>
       </w:r>
@@ -5480,99 +6171,194 @@
     <w:p>
       <w:pPr>
         <w:pStyle w:val="Ttulo2"/>
+        <w:rPr>
+          <w:lang w:val="es-PE"/>
+        </w:rPr>
       </w:pPr>
       <w:bookmarkStart w:id="18" w:name="_Toc234752974"/>
       <w:r>
         <w:rPr>
           <w:rFonts w:ascii="Calibri" w:hAnsi="Calibri"/>
           <w:color w:val="004C99"/>
+          <w:lang w:val="es-PE"/>
         </w:rPr>
         <w:t>Recuperacion de contrasena</w:t>
       </w:r>
       <w:bookmarkEnd w:id="18"/>
     </w:p>
     <w:p>
-      <w:r>
-        <w:t>1. En la pantalla de inicio de sesion, haga clic en "Olvidaste tu contrasena?".</w:t>
-      </w:r>
-    </w:p>
-    <w:p>
-      <w:r>
+      <w:pPr>
+        <w:rPr>
+          <w:lang w:val="es-PE"/>
+        </w:rPr>
+      </w:pPr>
+      <w:r>
+        <w:rPr>
+          <w:lang w:val="es-PE"/>
+        </w:rPr>
+        <w:t xml:space="preserve">1. </w:t>
+      </w:r>
+      <w:proofErr w:type="gramStart"/>
+      <w:r>
+        <w:rPr>
+          <w:lang w:val="es-PE"/>
+        </w:rPr>
+        <w:t>En la pantalla de inicio de sesion, haga clic en "Olvidaste tu contrasena?</w:t>
+      </w:r>
+      <w:proofErr w:type="gramEnd"/>
+      <w:r>
+        <w:rPr>
+          <w:lang w:val="es-PE"/>
+        </w:rPr>
+        <w:t>".</w:t>
+      </w:r>
+    </w:p>
+    <w:p>
+      <w:pPr>
+        <w:rPr>
+          <w:lang w:val="es-PE"/>
+        </w:rPr>
+      </w:pPr>
+      <w:r>
+        <w:rPr>
+          <w:lang w:val="es-PE"/>
+        </w:rPr>
         <w:t>2. Ingrese su correo electronico registrado.</w:t>
       </w:r>
     </w:p>
     <w:p>
-      <w:r>
-        <w:t xml:space="preserve">3. Recibira un </w:t>
-      </w:r>
-      <w:r>
-        <w:t>enlace para restablecer su contrasena.</w:t>
-      </w:r>
-    </w:p>
-    <w:p>
-      <w:r>
+      <w:pPr>
+        <w:rPr>
+          <w:lang w:val="es-PE"/>
+        </w:rPr>
+      </w:pPr>
+      <w:r>
+        <w:rPr>
+          <w:lang w:val="es-PE"/>
+        </w:rPr>
+        <w:t>3. Recibira un enlace para restablecer su contrasena.</w:t>
+      </w:r>
+    </w:p>
+    <w:p>
+      <w:pPr>
+        <w:rPr>
+          <w:lang w:val="es-PE"/>
+        </w:rPr>
+      </w:pPr>
+      <w:r>
+        <w:rPr>
+          <w:lang w:val="es-PE"/>
+        </w:rPr>
         <w:t>4. Haga clic en el enlace recibido y establezca una nueva contrasena.</w:t>
       </w:r>
     </w:p>
     <w:p>
       <w:pPr>
         <w:pStyle w:val="Ttulo2"/>
+        <w:rPr>
+          <w:lang w:val="es-PE"/>
+        </w:rPr>
       </w:pPr>
       <w:bookmarkStart w:id="19" w:name="_Toc234752975"/>
       <w:r>
         <w:rPr>
           <w:rFonts w:ascii="Calibri" w:hAnsi="Calibri"/>
           <w:color w:val="004C99"/>
+          <w:lang w:val="es-PE"/>
         </w:rPr>
         <w:t>Cierre de sesion</w:t>
       </w:r>
       <w:bookmarkEnd w:id="19"/>
     </w:p>
     <w:p>
-      <w:r>
+      <w:pPr>
+        <w:rPr>
+          <w:lang w:val="es-PE"/>
+        </w:rPr>
+      </w:pPr>
+      <w:r>
+        <w:rPr>
+          <w:lang w:val="es-PE"/>
+        </w:rPr>
         <w:t>1. Haga clic en su nombre de usuario en la barra de navegacion.</w:t>
       </w:r>
     </w:p>
     <w:p>
-      <w:r>
+      <w:pPr>
+        <w:rPr>
+          <w:lang w:val="es-PE"/>
+        </w:rPr>
+      </w:pPr>
+      <w:r>
+        <w:rPr>
+          <w:lang w:val="es-PE"/>
+        </w:rPr>
         <w:t>2. Seleccione "Cerrar sesion" en el menu desplegable.</w:t>
       </w:r>
     </w:p>
     <w:p>
-      <w:r>
-        <w:t>3. El sistem</w:t>
-      </w:r>
-      <w:r>
-        <w:t>a cerrara su sesion.</w:t>
+      <w:pPr>
+        <w:rPr>
+          <w:lang w:val="es-PE"/>
+        </w:rPr>
+      </w:pPr>
+      <w:r>
+        <w:rPr>
+          <w:lang w:val="es-PE"/>
+        </w:rPr>
+        <w:t>3. El sistema cerrara su sesion.</w:t>
       </w:r>
     </w:p>
     <w:p>
       <w:pPr>
         <w:pStyle w:val="Ttulo2"/>
+        <w:rPr>
+          <w:lang w:val="es-PE"/>
+        </w:rPr>
       </w:pPr>
       <w:bookmarkStart w:id="20" w:name="_Toc234752976"/>
       <w:r>
         <w:rPr>
           <w:rFonts w:ascii="Calibri" w:hAnsi="Calibri"/>
           <w:color w:val="004C99"/>
+          <w:lang w:val="es-PE"/>
         </w:rPr>
         <w:t>Credenciales incorrectas</w:t>
       </w:r>
       <w:bookmarkEnd w:id="20"/>
     </w:p>
     <w:p>
-      <w:r>
+      <w:pPr>
+        <w:rPr>
+          <w:lang w:val="es-PE"/>
+        </w:rPr>
+      </w:pPr>
+      <w:r>
+        <w:rPr>
+          <w:lang w:val="es-PE"/>
+        </w:rPr>
         <w:t>Si ingresa credenciales incorrectas, el sistema mostrara "Credenciales incorrectas". Use la opcion de recuperacion si olvido su contrasena.</w:t>
       </w:r>
     </w:p>
     <w:p>
-      <w:r>
+      <w:pPr>
+        <w:rPr>
+          <w:lang w:val="es-PE"/>
+        </w:rPr>
+      </w:pPr>
+      <w:r>
+        <w:rPr>
+          <w:lang w:val="es-PE"/>
+        </w:rPr>
         <w:br w:type="page"/>
       </w:r>
     </w:p>
     <w:p>
       <w:pPr>
         <w:pStyle w:val="Ttulo1"/>
+        <w:rPr>
+          <w:lang w:val="es-PE"/>
+        </w:rPr>
       </w:pPr>
       <w:bookmarkStart w:id="21" w:name="_Toc234752977"/>
       <w:r>
@@ -5580,6 +6366,7 @@
           <w:rFonts w:ascii="Calibri" w:hAnsi="Calibri"/>
           <w:color w:val="003366"/>
           <w:sz w:val="32"/>
+          <w:lang w:val="es-PE"/>
         </w:rPr>
         <w:lastRenderedPageBreak/>
         <w:t>Catalogo de productos</w:t>
@@ -5589,23 +6376,32 @@
     <w:p>
       <w:pPr>
         <w:pStyle w:val="Ttulo2"/>
+        <w:rPr>
+          <w:lang w:val="es-PE"/>
+        </w:rPr>
       </w:pPr>
       <w:bookmarkStart w:id="22" w:name="_Toc234752978"/>
       <w:r>
         <w:rPr>
           <w:rFonts w:ascii="Calibri" w:hAnsi="Calibri"/>
           <w:color w:val="004C99"/>
+          <w:lang w:val="es-PE"/>
         </w:rPr>
         <w:t>Visualizacion de productos</w:t>
       </w:r>
       <w:bookmarkEnd w:id="22"/>
     </w:p>
     <w:p>
-      <w:r>
-        <w:t>Haga clic en "Menu"</w:t>
-      </w:r>
-      <w:r>
-        <w:t xml:space="preserve"> en la barra de navegacion para ver todos los productos disponibles organizados en tarjetas con imagen, nombre, precio y disponibilidad.</w:t>
+      <w:pPr>
+        <w:rPr>
+          <w:lang w:val="es-PE"/>
+        </w:rPr>
+      </w:pPr>
+      <w:r>
+        <w:rPr>
+          <w:lang w:val="es-PE"/>
+        </w:rPr>
+        <w:t>Haga clic en "Menu" en la barra de navegacion para ver todos los productos disponibles organizados en tarjetas con imagen, nombre, precio y disponibilidad.</w:t>
       </w:r>
     </w:p>
     <w:p>
@@ -5617,12 +6413,16 @@
           <w:right w:val="single" w:sz="8" w:space="4" w:color="CCCCCC"/>
         </w:pBdr>
         <w:jc w:val="center"/>
+        <w:rPr>
+          <w:lang w:val="es-PE"/>
+        </w:rPr>
       </w:pPr>
       <w:r>
         <w:rPr>
           <w:i/>
           <w:color w:val="646464"/>
           <w:sz w:val="20"/>
+          <w:lang w:val="es-PE"/>
         </w:rPr>
         <w:t>[Insertar captura de: Pagina del menu con productos]</w:t>
       </w:r>
@@ -5630,12 +6430,16 @@
     <w:p>
       <w:pPr>
         <w:jc w:val="center"/>
+        <w:rPr>
+          <w:lang w:val="es-PE"/>
+        </w:rPr>
       </w:pPr>
       <w:r>
         <w:rPr>
           <w:i/>
           <w:color w:val="505050"/>
           <w:sz w:val="18"/>
+          <w:lang w:val="es-PE"/>
         </w:rPr>
         <w:t>Figura 4. Pagina del menu con catalogo de productos</w:t>
       </w:r>
@@ -5643,74 +6447,115 @@
     <w:p>
       <w:pPr>
         <w:pStyle w:val="Ttulo2"/>
+        <w:rPr>
+          <w:lang w:val="es-PE"/>
+        </w:rPr>
       </w:pPr>
       <w:bookmarkStart w:id="23" w:name="_Toc234752979"/>
       <w:r>
         <w:rPr>
           <w:rFonts w:ascii="Calibri" w:hAnsi="Calibri"/>
           <w:color w:val="004C99"/>
+          <w:lang w:val="es-PE"/>
         </w:rPr>
         <w:t>Categorias</w:t>
       </w:r>
       <w:bookmarkEnd w:id="23"/>
     </w:p>
     <w:p>
-      <w:r>
-        <w:t>Fil</w:t>
-      </w:r>
-      <w:r>
-        <w:t>tre por categoria: Helados, Raspadillas, Bebidas (jugos naturales, gaseosas y batidos), Pizzas (pizzas artesanales) o Todas.</w:t>
+      <w:pPr>
+        <w:rPr>
+          <w:lang w:val="es-PE"/>
+        </w:rPr>
+      </w:pPr>
+      <w:r>
+        <w:rPr>
+          <w:lang w:val="es-PE"/>
+        </w:rPr>
+        <w:t>Filtre por categoria: Helados, Raspadillas, Bebidas (jugos naturales, gaseosas y batidos), Pizzas (pizzas artesanales) o Todas.</w:t>
       </w:r>
     </w:p>
     <w:p>
       <w:pPr>
         <w:pStyle w:val="Ttulo2"/>
+        <w:rPr>
+          <w:lang w:val="es-PE"/>
+        </w:rPr>
       </w:pPr>
       <w:bookmarkStart w:id="24" w:name="_Toc234752980"/>
       <w:r>
         <w:rPr>
           <w:rFonts w:ascii="Calibri" w:hAnsi="Calibri"/>
           <w:color w:val="004C99"/>
+          <w:lang w:val="es-PE"/>
         </w:rPr>
         <w:t>Busqueda y filtros</w:t>
       </w:r>
       <w:bookmarkEnd w:id="24"/>
     </w:p>
     <w:p>
-      <w:r>
-        <w:t>El catalogo cuenta con barra de busqueda por nombre, filtro por precio (control deslizante S/ 0 a S/ 60) y filtr</w:t>
-      </w:r>
-      <w:r>
-        <w:t>o por categoria.</w:t>
+      <w:pPr>
+        <w:rPr>
+          <w:lang w:val="es-PE"/>
+        </w:rPr>
+      </w:pPr>
+      <w:r>
+        <w:rPr>
+          <w:lang w:val="es-PE"/>
+        </w:rPr>
+        <w:t>El catalogo cuenta con barra de busqueda por nombre, filtro por precio (control deslizante S/ 0 a S/ 60) y filtro por categoria.</w:t>
       </w:r>
     </w:p>
     <w:p>
       <w:pPr>
         <w:pStyle w:val="Ttulo2"/>
+        <w:rPr>
+          <w:lang w:val="es-PE"/>
+        </w:rPr>
       </w:pPr>
       <w:bookmarkStart w:id="25" w:name="_Toc234752981"/>
       <w:r>
         <w:rPr>
           <w:rFonts w:ascii="Calibri" w:hAnsi="Calibri"/>
           <w:color w:val="004C99"/>
+          <w:lang w:val="es-PE"/>
         </w:rPr>
         <w:t>Vista de detalle</w:t>
       </w:r>
       <w:bookmarkEnd w:id="25"/>
     </w:p>
     <w:p>
-      <w:r>
+      <w:pPr>
+        <w:rPr>
+          <w:lang w:val="es-PE"/>
+        </w:rPr>
+      </w:pPr>
+      <w:r>
+        <w:rPr>
+          <w:lang w:val="es-PE"/>
+        </w:rPr>
         <w:t>Cada tarjeta muestra: imagen, nombre, categoria (etiqueta), precio en soles, disponibilidad, boton "Agregar al pedido" e icono de corazon para favoritos.</w:t>
       </w:r>
     </w:p>
     <w:p>
-      <w:r>
+      <w:pPr>
+        <w:rPr>
+          <w:lang w:val="es-PE"/>
+        </w:rPr>
+      </w:pPr>
+      <w:r>
+        <w:rPr>
+          <w:lang w:val="es-PE"/>
+        </w:rPr>
         <w:br w:type="page"/>
       </w:r>
     </w:p>
     <w:p>
       <w:pPr>
         <w:pStyle w:val="Ttulo1"/>
+        <w:rPr>
+          <w:lang w:val="es-PE"/>
+        </w:rPr>
       </w:pPr>
       <w:bookmarkStart w:id="26" w:name="_Toc234752982"/>
       <w:r>
@@ -5718,6 +6563,7 @@
           <w:rFonts w:ascii="Calibri" w:hAnsi="Calibri"/>
           <w:color w:val="003366"/>
           <w:sz w:val="32"/>
+          <w:lang w:val="es-PE"/>
         </w:rPr>
         <w:lastRenderedPageBreak/>
         <w:t>Carrito de compras</w:t>
@@ -5727,32 +6573,71 @@
     <w:p>
       <w:pPr>
         <w:pStyle w:val="Ttulo2"/>
+        <w:rPr>
+          <w:lang w:val="es-PE"/>
+        </w:rPr>
       </w:pPr>
       <w:bookmarkStart w:id="27" w:name="_Toc234752983"/>
       <w:r>
         <w:rPr>
           <w:rFonts w:ascii="Calibri" w:hAnsi="Calibri"/>
           <w:color w:val="004C99"/>
+          <w:lang w:val="es-PE"/>
         </w:rPr>
         <w:t>Agregar productos</w:t>
       </w:r>
       <w:bookmarkEnd w:id="27"/>
     </w:p>
     <w:p>
-      <w:r>
-        <w:t xml:space="preserve">1. Desde el menu, haga </w:t>
-      </w:r>
-      <w:r>
-        <w:t>clic en "Agregar al pedido".</w:t>
-      </w:r>
-    </w:p>
-    <w:p>
-      <w:r>
-        <w:t>2. El contador del carrito se actualizara automaticamente.</w:t>
-      </w:r>
-    </w:p>
-    <w:p>
-      <w:r>
+      <w:pPr>
+        <w:rPr>
+          <w:lang w:val="es-PE"/>
+        </w:rPr>
+      </w:pPr>
+      <w:r>
+        <w:rPr>
+          <w:lang w:val="es-PE"/>
+        </w:rPr>
+        <w:t>1. Desde el menu, haga clic en "Agregar al pedido".</w:t>
+      </w:r>
+    </w:p>
+    <w:p>
+      <w:pPr>
+        <w:rPr>
+          <w:lang w:val="es-PE"/>
+        </w:rPr>
+      </w:pPr>
+      <w:r>
+        <w:rPr>
+          <w:lang w:val="es-PE"/>
+        </w:rPr>
+        <w:t xml:space="preserve">2. El contador del carrito se </w:t>
+      </w:r>
+      <w:proofErr w:type="gramStart"/>
+      <w:r>
+        <w:rPr>
+          <w:lang w:val="es-PE"/>
+        </w:rPr>
+        <w:t>actualizara</w:t>
+      </w:r>
+      <w:proofErr w:type="gramEnd"/>
+      <w:r>
+        <w:rPr>
+          <w:lang w:val="es-PE"/>
+        </w:rPr>
+        <w:t xml:space="preserve"> automaticamente.</w:t>
+      </w:r>
+    </w:p>
+    <w:p>
+      <w:pPr>
+        <w:rPr>
+          <w:lang w:val="es-PE"/>
+        </w:rPr>
+      </w:pPr>
+      <w:r>
+        <w:rPr>
+          <w:lang w:val="es-PE"/>
+        </w:rPr>
         <w:t>3. Repita para agregar mas productos.</w:t>
       </w:r>
     </w:p>
@@ -5765,12 +6650,16 @@
           <w:right w:val="single" w:sz="8" w:space="4" w:color="CCCCCC"/>
         </w:pBdr>
         <w:jc w:val="center"/>
+        <w:rPr>
+          <w:lang w:val="es-PE"/>
+        </w:rPr>
       </w:pPr>
       <w:r>
         <w:rPr>
           <w:i/>
           <w:color w:val="646464"/>
           <w:sz w:val="20"/>
+          <w:lang w:val="es-PE"/>
         </w:rPr>
         <w:t>[Insertar captura de: Carrito de compras con productos]</w:t>
       </w:r>
@@ -5778,12 +6667,16 @@
     <w:p>
       <w:pPr>
         <w:jc w:val="center"/>
+        <w:rPr>
+          <w:lang w:val="es-PE"/>
+        </w:rPr>
       </w:pPr>
       <w:r>
         <w:rPr>
           <w:i/>
           <w:color w:val="505050"/>
           <w:sz w:val="18"/>
+          <w:lang w:val="es-PE"/>
         </w:rPr>
         <w:t>Figura 5. Carrito de compras</w:t>
       </w:r>
@@ -5791,93 +6684,146 @@
     <w:p>
       <w:pPr>
         <w:pStyle w:val="Ttulo2"/>
+        <w:rPr>
+          <w:lang w:val="es-PE"/>
+        </w:rPr>
       </w:pPr>
       <w:bookmarkStart w:id="28" w:name="_Toc234752984"/>
       <w:r>
         <w:rPr>
           <w:rFonts w:ascii="Calibri" w:hAnsi="Calibri"/>
           <w:color w:val="004C99"/>
+          <w:lang w:val="es-PE"/>
         </w:rPr>
         <w:t>Cambiar cantidades</w:t>
       </w:r>
       <w:bookmarkEnd w:id="28"/>
     </w:p>
     <w:p>
-      <w:r>
-        <w:t xml:space="preserve">Use los botones + y - en </w:t>
-      </w:r>
-      <w:r>
-        <w:t>la pagina del carrito. El subtotal se actualiza automaticamente.</w:t>
+      <w:pPr>
+        <w:rPr>
+          <w:lang w:val="es-PE"/>
+        </w:rPr>
+      </w:pPr>
+      <w:r>
+        <w:rPr>
+          <w:lang w:val="es-PE"/>
+        </w:rPr>
+        <w:t>Use los botones + y - en la pagina del carrito. El subtotal se actualiza automaticamente.</w:t>
       </w:r>
     </w:p>
     <w:p>
       <w:pPr>
         <w:pStyle w:val="Ttulo2"/>
+        <w:rPr>
+          <w:lang w:val="es-PE"/>
+        </w:rPr>
       </w:pPr>
       <w:bookmarkStart w:id="29" w:name="_Toc234752985"/>
       <w:r>
         <w:rPr>
           <w:rFonts w:ascii="Calibri" w:hAnsi="Calibri"/>
           <w:color w:val="004C99"/>
+          <w:lang w:val="es-PE"/>
         </w:rPr>
         <w:t>Eliminar productos</w:t>
       </w:r>
       <w:bookmarkEnd w:id="29"/>
     </w:p>
     <w:p>
-      <w:r>
+      <w:pPr>
+        <w:rPr>
+          <w:lang w:val="es-PE"/>
+        </w:rPr>
+      </w:pPr>
+      <w:r>
+        <w:rPr>
+          <w:lang w:val="es-PE"/>
+        </w:rPr>
         <w:t>Haga clic en el icono de eliminar (papelera) junto al producto. Si la cantidad llega a cero, se elimina automaticamente.</w:t>
       </w:r>
     </w:p>
     <w:p>
       <w:pPr>
         <w:pStyle w:val="Ttulo2"/>
+        <w:rPr>
+          <w:lang w:val="es-PE"/>
+        </w:rPr>
       </w:pPr>
       <w:bookmarkStart w:id="30" w:name="_Toc234752986"/>
       <w:r>
         <w:rPr>
           <w:rFonts w:ascii="Calibri" w:hAnsi="Calibri"/>
           <w:color w:val="004C99"/>
+          <w:lang w:val="es-PE"/>
         </w:rPr>
         <w:t>Revisar subtotal y total</w:t>
       </w:r>
       <w:bookmarkEnd w:id="30"/>
     </w:p>
     <w:p>
-      <w:r>
-        <w:t>El resumen muestra: subtot</w:t>
-      </w:r>
-      <w:r>
-        <w:t>al, costo de envio (si aplica), descuento por puntos (si aplica) y total final.</w:t>
+      <w:pPr>
+        <w:rPr>
+          <w:lang w:val="es-PE"/>
+        </w:rPr>
+      </w:pPr>
+      <w:r>
+        <w:rPr>
+          <w:lang w:val="es-PE"/>
+        </w:rPr>
+        <w:t>El resumen muestra: subtotal, costo de envio (si aplica), descuento por puntos (si aplica) y total final.</w:t>
       </w:r>
     </w:p>
     <w:p>
       <w:pPr>
         <w:pStyle w:val="Ttulo2"/>
+        <w:rPr>
+          <w:lang w:val="es-PE"/>
+        </w:rPr>
       </w:pPr>
       <w:bookmarkStart w:id="31" w:name="_Toc234752987"/>
       <w:r>
         <w:rPr>
           <w:rFonts w:ascii="Calibri" w:hAnsi="Calibri"/>
           <w:color w:val="004C99"/>
+          <w:lang w:val="es-PE"/>
         </w:rPr>
         <w:t>Validaciones de stock</w:t>
       </w:r>
       <w:bookmarkEnd w:id="31"/>
     </w:p>
     <w:p>
-      <w:r>
+      <w:pPr>
+        <w:rPr>
+          <w:lang w:val="es-PE"/>
+        </w:rPr>
+      </w:pPr>
+      <w:r>
+        <w:rPr>
+          <w:lang w:val="es-PE"/>
+        </w:rPr>
         <w:t>El sistema verifica el stock disponible. Los productos agotados se muestran como "Agotado" y no pueden agregarse.</w:t>
       </w:r>
     </w:p>
     <w:p>
-      <w:r>
+      <w:pPr>
+        <w:rPr>
+          <w:lang w:val="es-PE"/>
+        </w:rPr>
+      </w:pPr>
+      <w:r>
+        <w:rPr>
+          <w:lang w:val="es-PE"/>
+        </w:rPr>
         <w:br w:type="page"/>
       </w:r>
     </w:p>
     <w:p>
       <w:pPr>
         <w:pStyle w:val="Ttulo1"/>
+        <w:rPr>
+          <w:lang w:val="es-PE"/>
+        </w:rPr>
       </w:pPr>
       <w:bookmarkStart w:id="32" w:name="_Toc234752988"/>
       <w:r>
@@ -5885,6 +6831,7 @@
           <w:rFonts w:ascii="Calibri" w:hAnsi="Calibri"/>
           <w:color w:val="003366"/>
           <w:sz w:val="32"/>
+          <w:lang w:val="es-PE"/>
         </w:rPr>
         <w:lastRenderedPageBreak/>
         <w:t>Realizacion de pedidos</w:t>
@@ -5894,46 +6841,83 @@
     <w:p>
       <w:pPr>
         <w:pStyle w:val="Ttulo2"/>
+        <w:rPr>
+          <w:lang w:val="es-PE"/>
+        </w:rPr>
       </w:pPr>
       <w:bookmarkStart w:id="33" w:name="_Toc234752989"/>
       <w:r>
         <w:rPr>
           <w:rFonts w:ascii="Calibri" w:hAnsi="Calibri"/>
           <w:color w:val="004C99"/>
-        </w:rPr>
-        <w:t>Confirmacion de</w:t>
-      </w:r>
-      <w:r>
-        <w:rPr>
-          <w:rFonts w:ascii="Calibri" w:hAnsi="Calibri"/>
-          <w:color w:val="004C99"/>
-        </w:rPr>
-        <w:t>l pedido</w:t>
+          <w:lang w:val="es-PE"/>
+        </w:rPr>
+        <w:t>Confirmacion del pedido</w:t>
       </w:r>
       <w:bookmarkEnd w:id="33"/>
     </w:p>
     <w:p>
-      <w:r>
+      <w:pPr>
+        <w:rPr>
+          <w:lang w:val="es-PE"/>
+        </w:rPr>
+      </w:pPr>
+      <w:r>
+        <w:rPr>
+          <w:lang w:val="es-PE"/>
+        </w:rPr>
         <w:t>1. Revise los productos en el carrito.</w:t>
       </w:r>
     </w:p>
     <w:p>
-      <w:r>
+      <w:pPr>
+        <w:rPr>
+          <w:lang w:val="es-PE"/>
+        </w:rPr>
+      </w:pPr>
+      <w:r>
+        <w:rPr>
+          <w:lang w:val="es-PE"/>
+        </w:rPr>
         <w:t>2. Seleccione el metodo de entrega.</w:t>
       </w:r>
     </w:p>
     <w:p>
-      <w:r>
+      <w:pPr>
+        <w:rPr>
+          <w:lang w:val="es-PE"/>
+        </w:rPr>
+      </w:pPr>
+      <w:r>
+        <w:rPr>
+          <w:lang w:val="es-PE"/>
+        </w:rPr>
         <w:t>3. Seleccione el metodo de pago.</w:t>
       </w:r>
     </w:p>
     <w:p>
-      <w:r>
+      <w:pPr>
+        <w:rPr>
+          <w:lang w:val="es-PE"/>
+        </w:rPr>
+      </w:pPr>
+      <w:r>
+        <w:rPr>
+          <w:lang w:val="es-PE"/>
+        </w:rPr>
         <w:t>4. Haga clic en "Confirmar pedido".</w:t>
       </w:r>
     </w:p>
     <w:p>
-      <w:r>
+      <w:pPr>
+        <w:rPr>
+          <w:lang w:val="es-PE"/>
+        </w:rPr>
+      </w:pPr>
+      <w:r>
+        <w:rPr>
+          <w:lang w:val="es-PE"/>
+        </w:rPr>
         <w:t>5. El sistema mostrara la confirmacion con el codigo del pedido.</w:t>
       </w:r>
     </w:p>
@@ -5946,33 +6930,33 @@
           <w:right w:val="single" w:sz="8" w:space="4" w:color="CCCCCC"/>
         </w:pBdr>
         <w:jc w:val="center"/>
+        <w:rPr>
+          <w:lang w:val="es-PE"/>
+        </w:rPr>
       </w:pPr>
       <w:r>
         <w:rPr>
           <w:i/>
           <w:color w:val="646464"/>
           <w:sz w:val="20"/>
-        </w:rPr>
-        <w:t xml:space="preserve">[Insertar captura de: </w:t>
-      </w:r>
-      <w:r>
-        <w:rPr>
-          <w:i/>
-          <w:color w:val="646464"/>
-          <w:sz w:val="20"/>
-        </w:rPr>
-        <w:t>Confirmacion de pedido]</w:t>
+          <w:lang w:val="es-PE"/>
+        </w:rPr>
+        <w:t>[Insertar captura de: Confirmacion de pedido]</w:t>
       </w:r>
     </w:p>
     <w:p>
       <w:pPr>
         <w:jc w:val="center"/>
+        <w:rPr>
+          <w:lang w:val="es-PE"/>
+        </w:rPr>
       </w:pPr>
       <w:r>
         <w:rPr>
           <w:i/>
           <w:color w:val="505050"/>
           <w:sz w:val="18"/>
+          <w:lang w:val="es-PE"/>
         </w:rPr>
         <w:t>Figura 6. Pantalla de confirmacion de pedido</w:t>
       </w:r>
@@ -5980,83 +6964,125 @@
     <w:p>
       <w:pPr>
         <w:pStyle w:val="Ttulo2"/>
+        <w:rPr>
+          <w:lang w:val="es-PE"/>
+        </w:rPr>
       </w:pPr>
       <w:bookmarkStart w:id="34" w:name="_Toc234752990"/>
       <w:r>
         <w:rPr>
           <w:rFonts w:ascii="Calibri" w:hAnsi="Calibri"/>
           <w:color w:val="004C99"/>
+          <w:lang w:val="es-PE"/>
         </w:rPr>
         <w:t>Seleccion del metodo de pago</w:t>
       </w:r>
       <w:bookmarkEnd w:id="34"/>
     </w:p>
     <w:p>
-      <w:r>
+      <w:pPr>
+        <w:rPr>
+          <w:lang w:val="es-PE"/>
+        </w:rPr>
+      </w:pPr>
+      <w:r>
+        <w:rPr>
+          <w:lang w:val="es-PE"/>
+        </w:rPr>
         <w:t>Metodos disponibles: Yape, Plin, Tarjeta, Efectivo y Puntos (canje de puntos de fidelizacion).</w:t>
       </w:r>
     </w:p>
     <w:p>
       <w:pPr>
         <w:pStyle w:val="Ttulo2"/>
+        <w:rPr>
+          <w:lang w:val="es-PE"/>
+        </w:rPr>
       </w:pPr>
       <w:bookmarkStart w:id="35" w:name="_Toc234752991"/>
       <w:r>
         <w:rPr>
           <w:rFonts w:ascii="Calibri" w:hAnsi="Calibri"/>
           <w:color w:val="004C99"/>
+          <w:lang w:val="es-PE"/>
         </w:rPr>
         <w:t>Seleccion del metodo de entrega</w:t>
       </w:r>
       <w:bookmarkEnd w:id="35"/>
     </w:p>
     <w:p>
-      <w:r>
-        <w:t>Opciones: Recojo en tienda (sin</w:t>
-      </w:r>
-      <w:r>
-        <w:t xml:space="preserve"> costo) o Delivery (S/ 8.00).</w:t>
+      <w:pPr>
+        <w:rPr>
+          <w:lang w:val="es-PE"/>
+        </w:rPr>
+      </w:pPr>
+      <w:r>
+        <w:rPr>
+          <w:lang w:val="es-PE"/>
+        </w:rPr>
+        <w:t>Opciones: Recojo en tienda (sin costo) o Delivery (S/ 8.00).</w:t>
       </w:r>
     </w:p>
     <w:p>
       <w:pPr>
         <w:pStyle w:val="Ttulo2"/>
+        <w:rPr>
+          <w:lang w:val="es-PE"/>
+        </w:rPr>
       </w:pPr>
       <w:bookmarkStart w:id="36" w:name="_Toc234752992"/>
       <w:r>
         <w:rPr>
           <w:rFonts w:ascii="Calibri" w:hAnsi="Calibri"/>
           <w:color w:val="004C99"/>
+          <w:lang w:val="es-PE"/>
         </w:rPr>
         <w:t>Estado del pedido</w:t>
       </w:r>
       <w:bookmarkEnd w:id="36"/>
     </w:p>
     <w:p>
-      <w:r>
+      <w:pPr>
+        <w:rPr>
+          <w:lang w:val="es-PE"/>
+        </w:rPr>
+      </w:pPr>
+      <w:r>
+        <w:rPr>
+          <w:lang w:val="es-PE"/>
+        </w:rPr>
         <w:t>Estados: PENDIENTE, CONFIRMADO, PREPARANDO, EN_CAMINO, ENTREGADO, CANCELADO.</w:t>
       </w:r>
     </w:p>
     <w:p>
       <w:pPr>
         <w:pStyle w:val="Ttulo2"/>
+        <w:rPr>
+          <w:lang w:val="es-PE"/>
+        </w:rPr>
       </w:pPr>
       <w:bookmarkStart w:id="37" w:name="_Toc234752993"/>
       <w:r>
         <w:rPr>
           <w:rFonts w:ascii="Calibri" w:hAnsi="Calibri"/>
           <w:color w:val="004C99"/>
+          <w:lang w:val="es-PE"/>
         </w:rPr>
         <w:t>Historial de pedidos</w:t>
       </w:r>
       <w:bookmarkEnd w:id="37"/>
     </w:p>
     <w:p>
-      <w:r>
-        <w:t xml:space="preserve">Consulte sus pedidos en "Mis pedidos" desde el menu de usuario. Alli encontrara todos sus pedidos con estado, </w:t>
-      </w:r>
-      <w:r>
-        <w:t>fecha, productos y total.</w:t>
+      <w:pPr>
+        <w:rPr>
+          <w:lang w:val="es-PE"/>
+        </w:rPr>
+      </w:pPr>
+      <w:r>
+        <w:rPr>
+          <w:lang w:val="es-PE"/>
+        </w:rPr>
+        <w:t>Consulte sus pedidos en "Mis pedidos" desde el menu de usuario. Alli encontrara todos sus pedidos con estado, fecha, productos y total.</w:t>
       </w:r>
     </w:p>
     <w:p>
@@ -6068,12 +7094,16 @@
           <w:right w:val="single" w:sz="8" w:space="4" w:color="CCCCCC"/>
         </w:pBdr>
         <w:jc w:val="center"/>
+        <w:rPr>
+          <w:lang w:val="es-PE"/>
+        </w:rPr>
       </w:pPr>
       <w:r>
         <w:rPr>
           <w:i/>
           <w:color w:val="646464"/>
           <w:sz w:val="20"/>
+          <w:lang w:val="es-PE"/>
         </w:rPr>
         <w:t>[Insertar captura de: Historial de pedidos del usuario]</w:t>
       </w:r>
@@ -6081,24 +7111,39 @@
     <w:p>
       <w:pPr>
         <w:jc w:val="center"/>
+        <w:rPr>
+          <w:lang w:val="es-PE"/>
+        </w:rPr>
       </w:pPr>
       <w:r>
         <w:rPr>
           <w:i/>
           <w:color w:val="505050"/>
           <w:sz w:val="18"/>
+          <w:lang w:val="es-PE"/>
         </w:rPr>
         <w:t>Figura 7. Historial de pedidos</w:t>
       </w:r>
     </w:p>
     <w:p>
-      <w:r>
+      <w:pPr>
+        <w:rPr>
+          <w:lang w:val="es-PE"/>
+        </w:rPr>
+      </w:pPr>
+      <w:r>
+        <w:rPr>
+          <w:lang w:val="es-PE"/>
+        </w:rPr>
         <w:br w:type="page"/>
       </w:r>
     </w:p>
     <w:p>
       <w:pPr>
         <w:pStyle w:val="Ttulo1"/>
+        <w:rPr>
+          <w:lang w:val="es-PE"/>
+        </w:rPr>
       </w:pPr>
       <w:bookmarkStart w:id="38" w:name="_Toc234752994"/>
       <w:r>
@@ -6106,6 +7151,7 @@
           <w:rFonts w:ascii="Calibri" w:hAnsi="Calibri"/>
           <w:color w:val="003366"/>
           <w:sz w:val="32"/>
+          <w:lang w:val="es-PE"/>
         </w:rPr>
         <w:lastRenderedPageBreak/>
         <w:t>Perfil de usuario</w:t>
@@ -6115,19 +7161,31 @@
     <w:p>
       <w:pPr>
         <w:pStyle w:val="Ttulo2"/>
+        <w:rPr>
+          <w:lang w:val="es-PE"/>
+        </w:rPr>
       </w:pPr>
       <w:bookmarkStart w:id="39" w:name="_Toc234752995"/>
       <w:r>
         <w:rPr>
           <w:rFonts w:ascii="Calibri" w:hAnsi="Calibri"/>
           <w:color w:val="004C99"/>
+          <w:lang w:val="es-PE"/>
         </w:rPr>
         <w:t>Visualizacion de datos</w:t>
       </w:r>
       <w:bookmarkEnd w:id="39"/>
     </w:p>
     <w:p>
-      <w:r>
+      <w:pPr>
+        <w:rPr>
+          <w:lang w:val="es-PE"/>
+        </w:rPr>
+      </w:pPr>
+      <w:r>
+        <w:rPr>
+          <w:lang w:val="es-PE"/>
+        </w:rPr>
         <w:t>Haga clic en su nombre y seleccione "Editar perfil" para ver su informacion personal.</w:t>
       </w:r>
     </w:p>
@@ -6140,33 +7198,33 @@
           <w:right w:val="single" w:sz="8" w:space="4" w:color="CCCCCC"/>
         </w:pBdr>
         <w:jc w:val="center"/>
+        <w:rPr>
+          <w:lang w:val="es-PE"/>
+        </w:rPr>
       </w:pPr>
       <w:r>
         <w:rPr>
           <w:i/>
           <w:color w:val="646464"/>
           <w:sz w:val="20"/>
-        </w:rPr>
-        <w:t>[Insertar capt</w:t>
-      </w:r>
-      <w:r>
-        <w:rPr>
-          <w:i/>
-          <w:color w:val="646464"/>
-          <w:sz w:val="20"/>
-        </w:rPr>
-        <w:t>ura de: Pagina de perfil de usuario]</w:t>
+          <w:lang w:val="es-PE"/>
+        </w:rPr>
+        <w:t>[Insertar captura de: Pagina de perfil de usuario]</w:t>
       </w:r>
     </w:p>
     <w:p>
       <w:pPr>
         <w:jc w:val="center"/>
+        <w:rPr>
+          <w:lang w:val="es-PE"/>
+        </w:rPr>
       </w:pPr>
       <w:r>
         <w:rPr>
           <w:i/>
           <w:color w:val="505050"/>
           <w:sz w:val="18"/>
+          <w:lang w:val="es-PE"/>
         </w:rPr>
         <w:t>Figura 8. Pagina de perfil de usuario</w:t>
       </w:r>
@@ -6174,137 +7232,242 @@
     <w:p>
       <w:pPr>
         <w:pStyle w:val="Ttulo2"/>
+        <w:rPr>
+          <w:lang w:val="es-PE"/>
+        </w:rPr>
       </w:pPr>
       <w:bookmarkStart w:id="40" w:name="_Toc234752996"/>
       <w:r>
         <w:rPr>
           <w:rFonts w:ascii="Calibri" w:hAnsi="Calibri"/>
           <w:color w:val="004C99"/>
+          <w:lang w:val="es-PE"/>
         </w:rPr>
         <w:t>Edicion de informacion</w:t>
       </w:r>
       <w:bookmarkEnd w:id="40"/>
     </w:p>
     <w:p>
-      <w:r>
+      <w:pPr>
+        <w:rPr>
+          <w:lang w:val="es-PE"/>
+        </w:rPr>
+      </w:pPr>
+      <w:r>
+        <w:rPr>
+          <w:lang w:val="es-PE"/>
+        </w:rPr>
         <w:t>1. Modifique los campos que desee.</w:t>
       </w:r>
     </w:p>
     <w:p>
-      <w:r>
+      <w:pPr>
+        <w:rPr>
+          <w:lang w:val="es-PE"/>
+        </w:rPr>
+      </w:pPr>
+      <w:r>
+        <w:rPr>
+          <w:lang w:val="es-PE"/>
+        </w:rPr>
         <w:t>2. Haga clic en "Guardar cambios".</w:t>
       </w:r>
     </w:p>
     <w:p>
       <w:pPr>
         <w:pStyle w:val="Ttulo2"/>
+        <w:rPr>
+          <w:lang w:val="es-PE"/>
+        </w:rPr>
       </w:pPr>
       <w:bookmarkStart w:id="41" w:name="_Toc234752997"/>
       <w:r>
         <w:rPr>
           <w:rFonts w:ascii="Calibri" w:hAnsi="Calibri"/>
           <w:color w:val="004C99"/>
+          <w:lang w:val="es-PE"/>
         </w:rPr>
         <w:t>Cambio de contrasena</w:t>
       </w:r>
       <w:bookmarkEnd w:id="41"/>
     </w:p>
     <w:p>
-      <w:r>
+      <w:pPr>
+        <w:rPr>
+          <w:lang w:val="es-PE"/>
+        </w:rPr>
+      </w:pPr>
+      <w:r>
+        <w:rPr>
+          <w:lang w:val="es-PE"/>
+        </w:rPr>
         <w:t>1. En la pagina de perfil, vaya a "Cambiar contrasena".</w:t>
       </w:r>
     </w:p>
     <w:p>
-      <w:r>
-        <w:t xml:space="preserve">2. </w:t>
-      </w:r>
-      <w:r>
-        <w:t>Ingrese su contrasena actual.</w:t>
-      </w:r>
-    </w:p>
-    <w:p>
-      <w:r>
+      <w:pPr>
+        <w:rPr>
+          <w:lang w:val="es-PE"/>
+        </w:rPr>
+      </w:pPr>
+      <w:r>
+        <w:rPr>
+          <w:lang w:val="es-PE"/>
+        </w:rPr>
+        <w:t>2. Ingrese su contrasena actual.</w:t>
+      </w:r>
+    </w:p>
+    <w:p>
+      <w:pPr>
+        <w:rPr>
+          <w:lang w:val="es-PE"/>
+        </w:rPr>
+      </w:pPr>
+      <w:r>
+        <w:rPr>
+          <w:lang w:val="es-PE"/>
+        </w:rPr>
         <w:t>3. Ingrese la nueva contrasena (min. 8 caracteres).</w:t>
       </w:r>
     </w:p>
     <w:p>
-      <w:r>
+      <w:pPr>
+        <w:rPr>
+          <w:lang w:val="es-PE"/>
+        </w:rPr>
+      </w:pPr>
+      <w:r>
+        <w:rPr>
+          <w:lang w:val="es-PE"/>
+        </w:rPr>
         <w:t>4. Confirme la nueva contrasena.</w:t>
       </w:r>
     </w:p>
     <w:p>
-      <w:r>
+      <w:pPr>
+        <w:rPr>
+          <w:lang w:val="es-PE"/>
+        </w:rPr>
+      </w:pPr>
+      <w:r>
+        <w:rPr>
+          <w:lang w:val="es-PE"/>
+        </w:rPr>
         <w:t>5. Haga clic en "Cambiar contrasena".</w:t>
       </w:r>
     </w:p>
     <w:p>
       <w:pPr>
         <w:pStyle w:val="Ttulo2"/>
+        <w:rPr>
+          <w:lang w:val="es-PE"/>
+        </w:rPr>
       </w:pPr>
       <w:bookmarkStart w:id="42" w:name="_Toc234752998"/>
       <w:r>
         <w:rPr>
           <w:rFonts w:ascii="Calibri" w:hAnsi="Calibri"/>
           <w:color w:val="004C99"/>
+          <w:lang w:val="es-PE"/>
         </w:rPr>
         <w:t>Nivel de fidelizacion</w:t>
       </w:r>
       <w:bookmarkEnd w:id="42"/>
     </w:p>
     <w:p>
-      <w:r>
-        <w:t>En su perfil vera su nivel actual (Bronce, Plata, Oro, Diamante) y la barra de pr</w:t>
-      </w:r>
-      <w:r>
-        <w:t>ogreso al siguiente nivel.</w:t>
+      <w:pPr>
+        <w:rPr>
+          <w:lang w:val="es-PE"/>
+        </w:rPr>
+      </w:pPr>
+      <w:r>
+        <w:rPr>
+          <w:lang w:val="es-PE"/>
+        </w:rPr>
+        <w:t>En su perfil vera su nivel actual (Bronce, Plata, Oro, Diamante) y la barra de progreso al siguiente nivel.</w:t>
       </w:r>
     </w:p>
     <w:p>
       <w:pPr>
         <w:pStyle w:val="Ttulo2"/>
+        <w:rPr>
+          <w:lang w:val="es-PE"/>
+        </w:rPr>
       </w:pPr>
       <w:bookmarkStart w:id="43" w:name="_Toc234752999"/>
       <w:r>
         <w:rPr>
           <w:rFonts w:ascii="Calibri" w:hAnsi="Calibri"/>
           <w:color w:val="004C99"/>
+          <w:lang w:val="es-PE"/>
         </w:rPr>
         <w:t>Puntos acumulados</w:t>
       </w:r>
       <w:bookmarkEnd w:id="43"/>
     </w:p>
     <w:p>
-      <w:r>
+      <w:pPr>
+        <w:rPr>
+          <w:lang w:val="es-PE"/>
+        </w:rPr>
+      </w:pPr>
+      <w:r>
+        <w:rPr>
+          <w:lang w:val="es-PE"/>
+        </w:rPr>
         <w:t>Los puntos se muestran en el perfil. Cada punto equivale a S/ 0.05 de descuento.</w:t>
       </w:r>
     </w:p>
     <w:p>
       <w:pPr>
         <w:pStyle w:val="Ttulo2"/>
+        <w:rPr>
+          <w:lang w:val="es-PE"/>
+        </w:rPr>
       </w:pPr>
       <w:bookmarkStart w:id="44" w:name="_Toc234753000"/>
       <w:r>
         <w:rPr>
           <w:rFonts w:ascii="Calibri" w:hAnsi="Calibri"/>
           <w:color w:val="004C99"/>
+          <w:lang w:val="es-PE"/>
         </w:rPr>
         <w:t>Beneficios disponibles</w:t>
       </w:r>
       <w:bookmarkEnd w:id="44"/>
     </w:p>
     <w:p>
-      <w:r>
+      <w:pPr>
+        <w:rPr>
+          <w:lang w:val="es-PE"/>
+        </w:rPr>
+      </w:pPr>
+      <w:r>
+        <w:rPr>
+          <w:lang w:val="es-PE"/>
+        </w:rPr>
         <w:t>Segun su nivel, accedera a descuentos, productos gratis, envio gratuito y mas beneficios.</w:t>
       </w:r>
     </w:p>
     <w:p>
-      <w:r>
+      <w:pPr>
+        <w:rPr>
+          <w:lang w:val="es-PE"/>
+        </w:rPr>
+      </w:pPr>
+      <w:r>
+        <w:rPr>
+          <w:lang w:val="es-PE"/>
+        </w:rPr>
         <w:br w:type="page"/>
       </w:r>
     </w:p>
     <w:p>
       <w:pPr>
         <w:pStyle w:val="Ttulo1"/>
+        <w:rPr>
+          <w:lang w:val="es-PE"/>
+        </w:rPr>
       </w:pPr>
       <w:bookmarkStart w:id="45" w:name="_Toc234753001"/>
       <w:r>
@@ -6312,6 +7475,7 @@
           <w:rFonts w:ascii="Calibri" w:hAnsi="Calibri"/>
           <w:color w:val="003366"/>
           <w:sz w:val="32"/>
+          <w:lang w:val="es-PE"/>
         </w:rPr>
         <w:lastRenderedPageBreak/>
         <w:t>Promociones</w:t>
@@ -6321,32 +7485,59 @@
     <w:p>
       <w:pPr>
         <w:pStyle w:val="Ttulo2"/>
+        <w:rPr>
+          <w:lang w:val="es-PE"/>
+        </w:rPr>
       </w:pPr>
       <w:bookmarkStart w:id="46" w:name="_Toc234753002"/>
       <w:r>
         <w:rPr>
           <w:rFonts w:ascii="Calibri" w:hAnsi="Calibri"/>
           <w:color w:val="004C99"/>
-        </w:rPr>
-        <w:t>Com</w:t>
-      </w:r>
-      <w:r>
-        <w:rPr>
-          <w:rFonts w:ascii="Calibri" w:hAnsi="Calibri"/>
-          <w:color w:val="004C99"/>
-        </w:rPr>
-        <w:t>o visualizar promociones</w:t>
+          <w:lang w:val="es-PE"/>
+        </w:rPr>
+        <w:t>Como visualizar promociones</w:t>
       </w:r>
       <w:bookmarkEnd w:id="46"/>
     </w:p>
     <w:p>
-      <w:r>
+      <w:pPr>
+        <w:rPr>
+          <w:lang w:val="es-PE"/>
+        </w:rPr>
+      </w:pPr>
+      <w:r>
+        <w:rPr>
+          <w:lang w:val="es-PE"/>
+        </w:rPr>
         <w:t>1. Haga clic en "Promociones" en la barra de navegacion.</w:t>
       </w:r>
     </w:p>
     <w:p>
-      <w:r>
-        <w:t>2. Se mostraran todas las promociones activas.</w:t>
+      <w:pPr>
+        <w:rPr>
+          <w:lang w:val="es-PE"/>
+        </w:rPr>
+      </w:pPr>
+      <w:r>
+        <w:rPr>
+          <w:lang w:val="es-PE"/>
+        </w:rPr>
+        <w:t xml:space="preserve">2. Se </w:t>
+      </w:r>
+      <w:proofErr w:type="gramStart"/>
+      <w:r>
+        <w:rPr>
+          <w:lang w:val="es-PE"/>
+        </w:rPr>
+        <w:t>mostraran</w:t>
+      </w:r>
+      <w:proofErr w:type="gramEnd"/>
+      <w:r>
+        <w:rPr>
+          <w:lang w:val="es-PE"/>
+        </w:rPr>
+        <w:t xml:space="preserve"> todas las promociones activas.</w:t>
       </w:r>
     </w:p>
     <w:p>
@@ -6358,12 +7549,16 @@
           <w:right w:val="single" w:sz="8" w:space="4" w:color="CCCCCC"/>
         </w:pBdr>
         <w:jc w:val="center"/>
+        <w:rPr>
+          <w:lang w:val="es-PE"/>
+        </w:rPr>
       </w:pPr>
       <w:r>
         <w:rPr>
           <w:i/>
           <w:color w:val="646464"/>
           <w:sz w:val="20"/>
+          <w:lang w:val="es-PE"/>
         </w:rPr>
         <w:t>[Insertar captura de: Pagina de promociones]</w:t>
       </w:r>
@@ -6371,12 +7566,16 @@
     <w:p>
       <w:pPr>
         <w:jc w:val="center"/>
+        <w:rPr>
+          <w:lang w:val="es-PE"/>
+        </w:rPr>
       </w:pPr>
       <w:r>
         <w:rPr>
           <w:i/>
           <w:color w:val="505050"/>
           <w:sz w:val="18"/>
+          <w:lang w:val="es-PE"/>
         </w:rPr>
         <w:t>Figura 9. Pagina de promociones activas</w:t>
       </w:r>
@@ -6384,74 +7583,115 @@
     <w:p>
       <w:pPr>
         <w:pStyle w:val="Ttulo2"/>
+        <w:rPr>
+          <w:lang w:val="es-PE"/>
+        </w:rPr>
       </w:pPr>
       <w:bookmarkStart w:id="47" w:name="_Toc234753003"/>
       <w:r>
         <w:rPr>
           <w:rFonts w:ascii="Calibri" w:hAnsi="Calibri"/>
           <w:color w:val="004C99"/>
+          <w:lang w:val="es-PE"/>
         </w:rPr>
         <w:t>Condiciones</w:t>
       </w:r>
       <w:bookmarkEnd w:id="47"/>
     </w:p>
     <w:p>
-      <w:r>
-        <w:t>Cada promocion muestra sus con</w:t>
-      </w:r>
-      <w:r>
-        <w:t>diciones, descuento y horarios de vigencia.</w:t>
+      <w:pPr>
+        <w:rPr>
+          <w:lang w:val="es-PE"/>
+        </w:rPr>
+      </w:pPr>
+      <w:r>
+        <w:rPr>
+          <w:lang w:val="es-PE"/>
+        </w:rPr>
+        <w:t>Cada promocion muestra sus condiciones, descuento y horarios de vigencia.</w:t>
       </w:r>
     </w:p>
     <w:p>
       <w:pPr>
         <w:pStyle w:val="Ttulo2"/>
+        <w:rPr>
+          <w:lang w:val="es-PE"/>
+        </w:rPr>
       </w:pPr>
       <w:bookmarkStart w:id="48" w:name="_Toc234753004"/>
       <w:r>
         <w:rPr>
           <w:rFonts w:ascii="Calibri" w:hAnsi="Calibri"/>
           <w:color w:val="004C99"/>
+          <w:lang w:val="es-PE"/>
         </w:rPr>
         <w:t>Fechas de vigencia</w:t>
       </w:r>
       <w:bookmarkEnd w:id="48"/>
     </w:p>
     <w:p>
-      <w:r>
+      <w:pPr>
+        <w:rPr>
+          <w:lang w:val="es-PE"/>
+        </w:rPr>
+      </w:pPr>
+      <w:r>
+        <w:rPr>
+          <w:lang w:val="es-PE"/>
+        </w:rPr>
         <w:t>Las promociones indican los dias u horarios disponibles, ej: "Lun - Mar", "6:00 - 8:00 pm", "Todo el mes".</w:t>
       </w:r>
     </w:p>
     <w:p>
       <w:pPr>
         <w:pStyle w:val="Ttulo2"/>
+        <w:rPr>
+          <w:lang w:val="es-PE"/>
+        </w:rPr>
       </w:pPr>
       <w:bookmarkStart w:id="49" w:name="_Toc234753005"/>
       <w:r>
         <w:rPr>
           <w:rFonts w:ascii="Calibri" w:hAnsi="Calibri"/>
           <w:color w:val="004C99"/>
+          <w:lang w:val="es-PE"/>
         </w:rPr>
         <w:t>Aplicacion de promociones</w:t>
       </w:r>
       <w:bookmarkEnd w:id="49"/>
     </w:p>
     <w:p>
-      <w:r>
-        <w:t>Las promociones se muestran de forma informativa. Al realiza</w:t>
-      </w:r>
-      <w:r>
-        <w:t>r un pedido, el total reflejara los descuentos segun el metodo de pago y entrega.</w:t>
-      </w:r>
-    </w:p>
-    <w:p>
-      <w:r>
+      <w:pPr>
+        <w:rPr>
+          <w:lang w:val="es-PE"/>
+        </w:rPr>
+      </w:pPr>
+      <w:r>
+        <w:rPr>
+          <w:lang w:val="es-PE"/>
+        </w:rPr>
+        <w:t>Las promociones se muestran de forma informativa. Al realizar un pedido, el total reflejara los descuentos segun el metodo de pago y entrega.</w:t>
+      </w:r>
+    </w:p>
+    <w:p>
+      <w:pPr>
+        <w:rPr>
+          <w:lang w:val="es-PE"/>
+        </w:rPr>
+      </w:pPr>
+      <w:r>
+        <w:rPr>
+          <w:lang w:val="es-PE"/>
+        </w:rPr>
         <w:br w:type="page"/>
       </w:r>
     </w:p>
     <w:p>
       <w:pPr>
         <w:pStyle w:val="Ttulo1"/>
+        <w:rPr>
+          <w:lang w:val="es-PE"/>
+        </w:rPr>
       </w:pPr>
       <w:bookmarkStart w:id="50" w:name="_Toc234753006"/>
       <w:r>
@@ -6459,6 +7699,7 @@
           <w:rFonts w:ascii="Calibri" w:hAnsi="Calibri"/>
           <w:color w:val="003366"/>
           <w:sz w:val="32"/>
+          <w:lang w:val="es-PE"/>
         </w:rPr>
         <w:lastRenderedPageBreak/>
         <w:t>Favoritos (Lista de deseos)</w:t>
@@ -6468,37 +7709,70 @@
     <w:p>
       <w:pPr>
         <w:pStyle w:val="Ttulo2"/>
+        <w:rPr>
+          <w:lang w:val="es-PE"/>
+        </w:rPr>
       </w:pPr>
       <w:bookmarkStart w:id="51" w:name="_Toc234753007"/>
       <w:r>
         <w:rPr>
           <w:rFonts w:ascii="Calibri" w:hAnsi="Calibri"/>
           <w:color w:val="004C99"/>
+          <w:lang w:val="es-PE"/>
         </w:rPr>
         <w:t>Agregar y quitar favoritos</w:t>
       </w:r>
       <w:bookmarkEnd w:id="51"/>
     </w:p>
     <w:p>
-      <w:r>
+      <w:pPr>
+        <w:rPr>
+          <w:lang w:val="es-PE"/>
+        </w:rPr>
+      </w:pPr>
+      <w:r>
+        <w:rPr>
+          <w:lang w:val="es-PE"/>
+        </w:rPr>
         <w:t>1. Inicie sesion en su cuenta.</w:t>
       </w:r>
     </w:p>
     <w:p>
-      <w:r>
+      <w:pPr>
+        <w:rPr>
+          <w:lang w:val="es-PE"/>
+        </w:rPr>
+      </w:pPr>
+      <w:r>
+        <w:rPr>
+          <w:lang w:val="es-PE"/>
+        </w:rPr>
         <w:t>2. Navegue por el menu.</w:t>
       </w:r>
     </w:p>
     <w:p>
-      <w:r>
-        <w:t xml:space="preserve">3. Haga clic en el icono de corazon en la tarjeta del </w:t>
-      </w:r>
-      <w:r>
-        <w:t>producto.</w:t>
-      </w:r>
-    </w:p>
-    <w:p>
-      <w:r>
+      <w:pPr>
+        <w:rPr>
+          <w:lang w:val="es-PE"/>
+        </w:rPr>
+      </w:pPr>
+      <w:r>
+        <w:rPr>
+          <w:lang w:val="es-PE"/>
+        </w:rPr>
+        <w:t>3. Haga clic en el icono de corazon en la tarjeta del producto.</w:t>
+      </w:r>
+    </w:p>
+    <w:p>
+      <w:pPr>
+        <w:rPr>
+          <w:lang w:val="es-PE"/>
+        </w:rPr>
+      </w:pPr>
+      <w:r>
+        <w:rPr>
+          <w:lang w:val="es-PE"/>
+        </w:rPr>
         <w:t>4. Para quitarlo, vuelva a hacer clic en el corazon o desde la pagina de favoritos.</w:t>
       </w:r>
     </w:p>
@@ -6511,12 +7785,16 @@
           <w:right w:val="single" w:sz="8" w:space="4" w:color="CCCCCC"/>
         </w:pBdr>
         <w:jc w:val="center"/>
+        <w:rPr>
+          <w:lang w:val="es-PE"/>
+        </w:rPr>
       </w:pPr>
       <w:r>
         <w:rPr>
           <w:i/>
           <w:color w:val="646464"/>
           <w:sz w:val="20"/>
+          <w:lang w:val="es-PE"/>
         </w:rPr>
         <w:t>[Insertar captura de: Pagina de favoritos / lista de deseos]</w:t>
       </w:r>
@@ -6524,12 +7802,16 @@
     <w:p>
       <w:pPr>
         <w:jc w:val="center"/>
+        <w:rPr>
+          <w:lang w:val="es-PE"/>
+        </w:rPr>
       </w:pPr>
       <w:r>
         <w:rPr>
           <w:i/>
           <w:color w:val="505050"/>
           <w:sz w:val="18"/>
+          <w:lang w:val="es-PE"/>
         </w:rPr>
         <w:t>Figura 10. Pagina de lista de favoritos</w:t>
       </w:r>
@@ -6537,62 +7819,131 @@
     <w:p>
       <w:pPr>
         <w:pStyle w:val="Ttulo2"/>
+        <w:rPr>
+          <w:lang w:val="es-PE"/>
+        </w:rPr>
       </w:pPr>
       <w:bookmarkStart w:id="52" w:name="_Toc234753008"/>
       <w:r>
         <w:rPr>
           <w:rFonts w:ascii="Calibri" w:hAnsi="Calibri"/>
           <w:color w:val="004C99"/>
+          <w:lang w:val="es-PE"/>
         </w:rPr>
         <w:t>Resenas y calificaciones</w:t>
       </w:r>
       <w:bookmarkEnd w:id="52"/>
     </w:p>
     <w:p>
-      <w:r>
-        <w:t>Los usuarios registrados pueden deja</w:t>
-      </w:r>
-      <w:r>
-        <w:t>r resenas y calificaciones de 1 a 5 estrellas en los productos.</w:t>
+      <w:pPr>
+        <w:rPr>
+          <w:lang w:val="es-PE"/>
+        </w:rPr>
+      </w:pPr>
+      <w:r>
+        <w:rPr>
+          <w:lang w:val="es-PE"/>
+        </w:rPr>
+        <w:t>Los usuarios registrados pueden dejar resenas y calificaciones de 1 a 5 estrellas en los productos.</w:t>
       </w:r>
     </w:p>
     <w:p>
       <w:pPr>
         <w:pStyle w:val="Ttulo2"/>
+        <w:rPr>
+          <w:lang w:val="es-PE"/>
+        </w:rPr>
       </w:pPr>
       <w:bookmarkStart w:id="53" w:name="_Toc234753009"/>
       <w:r>
         <w:rPr>
           <w:rFonts w:ascii="Calibri" w:hAnsi="Calibri"/>
           <w:color w:val="004C99"/>
+          <w:lang w:val="es-PE"/>
         </w:rPr>
         <w:t>Escribir una resena</w:t>
       </w:r>
       <w:bookmarkEnd w:id="53"/>
     </w:p>
     <w:p>
-      <w:r>
+      <w:pPr>
+        <w:rPr>
+          <w:lang w:val="es-PE"/>
+        </w:rPr>
+      </w:pPr>
+      <w:r>
+        <w:rPr>
+          <w:lang w:val="es-PE"/>
+        </w:rPr>
         <w:t>1. Inicie sesion.</w:t>
       </w:r>
     </w:p>
     <w:p>
-      <w:r>
+      <w:pPr>
+        <w:rPr>
+          <w:lang w:val="es-PE"/>
+        </w:rPr>
+      </w:pPr>
+      <w:r>
+        <w:rPr>
+          <w:lang w:val="es-PE"/>
+        </w:rPr>
         <w:t>2. Seleccione un producto del menu.</w:t>
       </w:r>
     </w:p>
     <w:p>
-      <w:r>
+      <w:pPr>
+        <w:rPr>
+          <w:lang w:val="es-PE"/>
+        </w:rPr>
+      </w:pPr>
+      <w:r>
+        <w:rPr>
+          <w:lang w:val="es-PE"/>
+        </w:rPr>
         <w:t>3. Seleccione una calificacion (1-5).</w:t>
       </w:r>
     </w:p>
     <w:p>
-      <w:r>
+      <w:pPr>
+        <w:rPr>
+          <w:lang w:val="es-PE"/>
+        </w:rPr>
+      </w:pPr>
+      <w:r>
+        <w:rPr>
+          <w:lang w:val="es-PE"/>
+        </w:rPr>
         <w:t>4. Escriba un comentario (opcional).</w:t>
       </w:r>
     </w:p>
     <w:p>
       <w:r>
-        <w:t>5. Publique su resena.</w:t>
+        <w:t xml:space="preserve">5. </w:t>
+      </w:r>
+      <w:proofErr w:type="spellStart"/>
+      <w:r>
+        <w:t>Publique</w:t>
+      </w:r>
+      <w:proofErr w:type="spellEnd"/>
+      <w:r>
+        <w:t xml:space="preserve"> </w:t>
+      </w:r>
+      <w:proofErr w:type="spellStart"/>
+      <w:r>
+        <w:t>su</w:t>
+      </w:r>
+      <w:proofErr w:type="spellEnd"/>
+      <w:r>
+        <w:t xml:space="preserve"> </w:t>
+      </w:r>
+      <w:proofErr w:type="spellStart"/>
+      <w:r>
+        <w:t>resena</w:t>
+      </w:r>
+      <w:proofErr w:type="spellEnd"/>
+      <w:r>
+        <w:t>.</w:t>
       </w:r>
     </w:p>
     <w:p>
@@ -6600,6 +7951,7 @@
         <w:pStyle w:val="Ttulo2"/>
       </w:pPr>
       <w:bookmarkStart w:id="54" w:name="_Toc234753010"/>
+      <w:proofErr w:type="spellStart"/>
       <w:r>
         <w:rPr>
           <w:rFonts w:ascii="Calibri" w:hAnsi="Calibri"/>
@@ -6608,39 +7960,69 @@
         <w:t>Restricciones</w:t>
       </w:r>
       <w:bookmarkEnd w:id="54"/>
+      <w:proofErr w:type="spellEnd"/>
     </w:p>
     <w:p>
       <w:pPr>
         <w:pStyle w:val="Listaconvietas"/>
-      </w:pPr>
-      <w:r>
+        <w:rPr>
+          <w:lang w:val="es-PE"/>
+        </w:rPr>
+      </w:pPr>
+      <w:r>
+        <w:rPr>
+          <w:lang w:val="es-PE"/>
+        </w:rPr>
         <w:t>Solo puede escribir una resena por producto.</w:t>
       </w:r>
     </w:p>
     <w:p>
       <w:pPr>
         <w:pStyle w:val="Listaconvietas"/>
-      </w:pPr>
-      <w:r>
+        <w:rPr>
+          <w:lang w:val="es-PE"/>
+        </w:rPr>
+      </w:pPr>
+      <w:r>
+        <w:rPr>
+          <w:lang w:val="es-PE"/>
+        </w:rPr>
         <w:t>Debe iniciar sesion para dejar una resena.</w:t>
       </w:r>
     </w:p>
     <w:p>
       <w:pPr>
         <w:pStyle w:val="Listaconvietas"/>
-      </w:pPr>
-      <w:r>
+        <w:rPr>
+          <w:lang w:val="es-PE"/>
+        </w:rPr>
+      </w:pPr>
+      <w:r>
+        <w:rPr>
+          <w:lang w:val="es-PE"/>
+        </w:rPr>
         <w:t>La calificacion debe ser entre 1 y 5 estrellas.</w:t>
       </w:r>
     </w:p>
     <w:p>
-      <w:r>
+      <w:pPr>
+        <w:rPr>
+          <w:lang w:val="es-PE"/>
+        </w:rPr>
+      </w:pPr>
+      <w:r>
+        <w:rPr>
+          <w:lang w:val="es-PE"/>
+        </w:rPr>
         <w:br w:type="page"/>
       </w:r>
     </w:p>
     <w:p>
       <w:pPr>
         <w:pStyle w:val="Ttulo1"/>
+        <w:rPr>
+          <w:lang w:val="es-PE"/>
+        </w:rPr>
       </w:pPr>
       <w:bookmarkStart w:id="55" w:name="_Toc234753011"/>
       <w:r>
@@ -6648,6 +8030,7 @@
           <w:rFonts w:ascii="Calibri" w:hAnsi="Calibri"/>
           <w:color w:val="003366"/>
           <w:sz w:val="32"/>
+          <w:lang w:val="es-PE"/>
         </w:rPr>
         <w:lastRenderedPageBreak/>
         <w:t>Solucion de problemas</w:t>
@@ -6657,12 +8040,16 @@
     <w:p>
       <w:pPr>
         <w:pStyle w:val="Ttulo2"/>
+        <w:rPr>
+          <w:lang w:val="es-PE"/>
+        </w:rPr>
       </w:pPr>
       <w:bookmarkStart w:id="56" w:name="_Toc234753012"/>
       <w:r>
         <w:rPr>
           <w:rFonts w:ascii="Calibri" w:hAnsi="Calibri"/>
           <w:color w:val="004C99"/>
+          <w:lang w:val="es-PE"/>
         </w:rPr>
         <w:t>No puedo iniciar sesion</w:t>
       </w:r>
@@ -6671,35 +8058,64 @@
     <w:p>
       <w:pPr>
         <w:pStyle w:val="Listaconvietas"/>
-      </w:pPr>
-      <w:r>
-        <w:t xml:space="preserve">Verifique que su correo este escrito </w:t>
-      </w:r>
-      <w:r>
-        <w:t>correctamente.</w:t>
+        <w:rPr>
+          <w:lang w:val="es-PE"/>
+        </w:rPr>
+      </w:pPr>
+      <w:r>
+        <w:rPr>
+          <w:lang w:val="es-PE"/>
+        </w:rPr>
+        <w:t>Verifique que su correo este escrito correctamente.</w:t>
       </w:r>
     </w:p>
     <w:p>
       <w:pPr>
         <w:pStyle w:val="Listaconvietas"/>
-      </w:pPr>
-      <w:r>
+        <w:rPr>
+          <w:lang w:val="es-PE"/>
+        </w:rPr>
+      </w:pPr>
+      <w:r>
+        <w:rPr>
+          <w:lang w:val="es-PE"/>
+        </w:rPr>
         <w:t>La contrasena distingue mayusculas y minusculas.</w:t>
       </w:r>
     </w:p>
     <w:p>
       <w:pPr>
         <w:pStyle w:val="Listaconvietas"/>
-      </w:pPr>
-      <w:r>
-        <w:t>Use "Olvidaste tu contrasena?" para restablecerla.</w:t>
+        <w:rPr>
+          <w:lang w:val="es-PE"/>
+        </w:rPr>
+      </w:pPr>
+      <w:proofErr w:type="gramStart"/>
+      <w:r>
+        <w:rPr>
+          <w:lang w:val="es-PE"/>
+        </w:rPr>
+        <w:t>Use "Olvidaste tu contrasena?</w:t>
+      </w:r>
+      <w:proofErr w:type="gramEnd"/>
+      <w:r>
+        <w:rPr>
+          <w:lang w:val="es-PE"/>
+        </w:rPr>
+        <w:t>" para restablecerla.</w:t>
       </w:r>
     </w:p>
     <w:p>
       <w:pPr>
         <w:pStyle w:val="Listaconvietas"/>
-      </w:pPr>
-      <w:r>
+        <w:rPr>
+          <w:lang w:val="es-PE"/>
+        </w:rPr>
+      </w:pPr>
+      <w:r>
+        <w:rPr>
+          <w:lang w:val="es-PE"/>
+        </w:rPr>
         <w:t>Asegurese de que su cuenta este activa.</w:t>
       </w:r>
     </w:p>
@@ -6713,186 +8129,370 @@
           <w:rFonts w:ascii="Calibri" w:hAnsi="Calibri"/>
           <w:color w:val="004C99"/>
         </w:rPr>
-        <w:t>No aparecen productos</w:t>
-      </w:r>
-      <w:bookmarkEnd w:id="57"/>
-    </w:p>
-    <w:p>
-      <w:pPr>
-        <w:pStyle w:val="Listaconvietas"/>
-      </w:pPr>
-      <w:r>
-        <w:t>Recargue la pagina (F5).</w:t>
-      </w:r>
-    </w:p>
-    <w:p>
-      <w:pPr>
-        <w:pStyle w:val="Listaconvietas"/>
-      </w:pPr>
-      <w:r>
-        <w:t>Verifique su conexion a internet.</w:t>
-      </w:r>
-    </w:p>
-    <w:p>
-      <w:pPr>
-        <w:pStyle w:val="Listaconvietas"/>
-      </w:pPr>
-      <w:r>
-        <w:t>El backend podria es</w:t>
-      </w:r>
-      <w:r>
-        <w:t>tar temporalmente inactivo (espere unos segundos y recargue).</w:t>
-      </w:r>
-    </w:p>
-    <w:p>
-      <w:pPr>
-        <w:pStyle w:val="Ttulo2"/>
-      </w:pPr>
-      <w:bookmarkStart w:id="58" w:name="_Toc234753014"/>
+        <w:t xml:space="preserve">No </w:t>
+      </w:r>
+      <w:proofErr w:type="spellStart"/>
       <w:r>
         <w:rPr>
           <w:rFonts w:ascii="Calibri" w:hAnsi="Calibri"/>
           <w:color w:val="004C99"/>
         </w:rPr>
-        <w:t>El carrito no se actualiza</w:t>
-      </w:r>
-      <w:bookmarkEnd w:id="58"/>
-    </w:p>
-    <w:p>
-      <w:pPr>
-        <w:pStyle w:val="Listaconvietas"/>
-      </w:pPr>
-      <w:r>
-        <w:t>Recargue la pagina para sincronizar.</w:t>
-      </w:r>
-    </w:p>
-    <w:p>
-      <w:pPr>
-        <w:pStyle w:val="Listaconvietas"/>
-      </w:pPr>
-      <w:r>
-        <w:t>Cierre sesion y vuelva a iniciarla.</w:t>
-      </w:r>
-    </w:p>
-    <w:p>
-      <w:pPr>
-        <w:pStyle w:val="Listaconvietas"/>
-      </w:pPr>
-      <w:r>
-        <w:t>Limpie el carrito e intente nuevamente.</w:t>
-      </w:r>
-    </w:p>
-    <w:p>
-      <w:pPr>
-        <w:pStyle w:val="Ttulo2"/>
-      </w:pPr>
-      <w:bookmarkStart w:id="59" w:name="_Toc234753015"/>
+        <w:t>aparecen</w:t>
+      </w:r>
+      <w:proofErr w:type="spellEnd"/>
       <w:r>
         <w:rPr>
           <w:rFonts w:ascii="Calibri" w:hAnsi="Calibri"/>
           <w:color w:val="004C99"/>
         </w:rPr>
-        <w:t>El backend tarda en responder</w:t>
-      </w:r>
-      <w:bookmarkEnd w:id="59"/>
-    </w:p>
-    <w:p>
-      <w:r>
-        <w:t>Si esta desplegado en Re</w:t>
-      </w:r>
-      <w:r>
-        <w:t>nder (plan gratuito), el backend puede tardar hasta 30 segundos en responder si ha estado inactivo. Espere y recargue.</w:t>
-      </w:r>
-    </w:p>
-    <w:p>
-      <w:pPr>
-        <w:pStyle w:val="Ttulo2"/>
-      </w:pPr>
-      <w:bookmarkStart w:id="60" w:name="_Toc234753016"/>
+        <w:t xml:space="preserve"> </w:t>
+      </w:r>
+      <w:proofErr w:type="spellStart"/>
       <w:r>
         <w:rPr>
           <w:rFonts w:ascii="Calibri" w:hAnsi="Calibri"/>
           <w:color w:val="004C99"/>
         </w:rPr>
-        <w:t>Error de conexion</w:t>
-      </w:r>
-      <w:bookmarkEnd w:id="60"/>
+        <w:t>productos</w:t>
+      </w:r>
+      <w:bookmarkEnd w:id="57"/>
+      <w:proofErr w:type="spellEnd"/>
     </w:p>
     <w:p>
       <w:pPr>
         <w:pStyle w:val="Listaconvietas"/>
       </w:pPr>
-      <w:r>
+      <w:proofErr w:type="spellStart"/>
+      <w:r>
+        <w:t>Recargue</w:t>
+      </w:r>
+      <w:proofErr w:type="spellEnd"/>
+      <w:r>
+        <w:t xml:space="preserve"> la </w:t>
+      </w:r>
+      <w:proofErr w:type="spellStart"/>
+      <w:r>
+        <w:t>pagina</w:t>
+      </w:r>
+      <w:proofErr w:type="spellEnd"/>
+      <w:r>
+        <w:t xml:space="preserve"> (F5).</w:t>
+      </w:r>
+    </w:p>
+    <w:p>
+      <w:pPr>
+        <w:pStyle w:val="Listaconvietas"/>
+        <w:rPr>
+          <w:lang w:val="es-PE"/>
+        </w:rPr>
+      </w:pPr>
+      <w:r>
+        <w:rPr>
+          <w:lang w:val="es-PE"/>
+        </w:rPr>
         <w:t>Verifique su conexion a internet.</w:t>
       </w:r>
     </w:p>
     <w:p>
       <w:pPr>
         <w:pStyle w:val="Listaconvietas"/>
-      </w:pPr>
-      <w:r>
-        <w:t>Compruebe que la URL del sistema sea correcta.</w:t>
-      </w:r>
-    </w:p>
-    <w:p>
-      <w:pPr>
-        <w:pStyle w:val="Listaconvietas"/>
-      </w:pPr>
-      <w:r>
-        <w:t>Si persiste, contacte al administrador</w:t>
-      </w:r>
-      <w:r>
-        <w:t>.</w:t>
+        <w:rPr>
+          <w:lang w:val="es-PE"/>
+        </w:rPr>
+      </w:pPr>
+      <w:r>
+        <w:rPr>
+          <w:lang w:val="es-PE"/>
+        </w:rPr>
+        <w:t>El backend podria estar temporalmente inactivo (espere unos segundos y recargue).</w:t>
       </w:r>
     </w:p>
     <w:p>
       <w:pPr>
         <w:pStyle w:val="Ttulo2"/>
       </w:pPr>
-      <w:bookmarkStart w:id="61" w:name="_Toc234753017"/>
+      <w:bookmarkStart w:id="58" w:name="_Toc234753014"/>
       <w:r>
         <w:rPr>
           <w:rFonts w:ascii="Calibri" w:hAnsi="Calibri"/>
           <w:color w:val="004C99"/>
         </w:rPr>
-        <w:t>El pedido no se registra</w:t>
-      </w:r>
-      <w:bookmarkEnd w:id="61"/>
-    </w:p>
-    <w:p>
-      <w:pPr>
-        <w:pStyle w:val="Listaconvietas"/>
-      </w:pPr>
-      <w:r>
-        <w:t>Complete todos los campos del formulario.</w:t>
-      </w:r>
-    </w:p>
-    <w:p>
-      <w:pPr>
-        <w:pStyle w:val="Listaconvietas"/>
-      </w:pPr>
-      <w:r>
-        <w:t>Seleccione metodo de entrega y pago.</w:t>
-      </w:r>
-    </w:p>
-    <w:p>
-      <w:pPr>
-        <w:pStyle w:val="Listaconvietas"/>
-      </w:pPr>
-      <w:r>
-        <w:t>Intente nuevamente.</w:t>
-      </w:r>
-    </w:p>
-    <w:p>
-      <w:pPr>
-        <w:pStyle w:val="Ttulo2"/>
-      </w:pPr>
-      <w:bookmarkStart w:id="62" w:name="_Toc234753018"/>
+        <w:t xml:space="preserve">El </w:t>
+      </w:r>
+      <w:proofErr w:type="spellStart"/>
       <w:r>
         <w:rPr>
           <w:rFonts w:ascii="Calibri" w:hAnsi="Calibri"/>
           <w:color w:val="004C99"/>
         </w:rPr>
+        <w:t>carrito</w:t>
+      </w:r>
+      <w:proofErr w:type="spellEnd"/>
+      <w:r>
+        <w:rPr>
+          <w:rFonts w:ascii="Calibri" w:hAnsi="Calibri"/>
+          <w:color w:val="004C99"/>
+        </w:rPr>
+        <w:t xml:space="preserve"> no se </w:t>
+      </w:r>
+      <w:proofErr w:type="spellStart"/>
+      <w:r>
+        <w:rPr>
+          <w:rFonts w:ascii="Calibri" w:hAnsi="Calibri"/>
+          <w:color w:val="004C99"/>
+        </w:rPr>
+        <w:t>actualiza</w:t>
+      </w:r>
+      <w:bookmarkEnd w:id="58"/>
+      <w:proofErr w:type="spellEnd"/>
+    </w:p>
+    <w:p>
+      <w:pPr>
+        <w:pStyle w:val="Listaconvietas"/>
+        <w:rPr>
+          <w:lang w:val="es-PE"/>
+        </w:rPr>
+      </w:pPr>
+      <w:r>
+        <w:rPr>
+          <w:lang w:val="es-PE"/>
+        </w:rPr>
+        <w:t>Recargue la pagina para sincronizar.</w:t>
+      </w:r>
+    </w:p>
+    <w:p>
+      <w:pPr>
+        <w:pStyle w:val="Listaconvietas"/>
+        <w:rPr>
+          <w:lang w:val="es-PE"/>
+        </w:rPr>
+      </w:pPr>
+      <w:r>
+        <w:rPr>
+          <w:lang w:val="es-PE"/>
+        </w:rPr>
+        <w:t>Cierre sesion y vuelva a iniciarla.</w:t>
+      </w:r>
+    </w:p>
+    <w:p>
+      <w:pPr>
+        <w:pStyle w:val="Listaconvietas"/>
+        <w:rPr>
+          <w:lang w:val="es-PE"/>
+        </w:rPr>
+      </w:pPr>
+      <w:r>
+        <w:rPr>
+          <w:lang w:val="es-PE"/>
+        </w:rPr>
+        <w:t>Limpie el carrito e intente nuevamente.</w:t>
+      </w:r>
+    </w:p>
+    <w:p>
+      <w:pPr>
+        <w:pStyle w:val="Ttulo2"/>
+        <w:rPr>
+          <w:lang w:val="es-PE"/>
+        </w:rPr>
+      </w:pPr>
+      <w:bookmarkStart w:id="59" w:name="_Toc234753015"/>
+      <w:r>
+        <w:rPr>
+          <w:rFonts w:ascii="Calibri" w:hAnsi="Calibri"/>
+          <w:color w:val="004C99"/>
+          <w:lang w:val="es-PE"/>
+        </w:rPr>
+        <w:t>El backend tarda en responder</w:t>
+      </w:r>
+      <w:bookmarkEnd w:id="59"/>
+    </w:p>
+    <w:p>
+      <w:r>
+        <w:rPr>
+          <w:lang w:val="es-PE"/>
+        </w:rPr>
+        <w:t xml:space="preserve">Si esta desplegado en Render (plan gratuito), el backend puede tardar hasta 30 segundos en responder si ha estado inactivo. </w:t>
+      </w:r>
+      <w:proofErr w:type="spellStart"/>
+      <w:r>
+        <w:t>Espere</w:t>
+      </w:r>
+      <w:proofErr w:type="spellEnd"/>
+      <w:r>
+        <w:t xml:space="preserve"> y </w:t>
+      </w:r>
+      <w:proofErr w:type="spellStart"/>
+      <w:r>
+        <w:t>recargue</w:t>
+      </w:r>
+      <w:proofErr w:type="spellEnd"/>
+      <w:r>
+        <w:t>.</w:t>
+      </w:r>
+    </w:p>
+    <w:p>
+      <w:pPr>
+        <w:pStyle w:val="Ttulo2"/>
+      </w:pPr>
+      <w:bookmarkStart w:id="60" w:name="_Toc234753016"/>
+      <w:r>
+        <w:rPr>
+          <w:rFonts w:ascii="Calibri" w:hAnsi="Calibri"/>
+          <w:color w:val="004C99"/>
+        </w:rPr>
+        <w:t xml:space="preserve">Error de </w:t>
+      </w:r>
+      <w:proofErr w:type="spellStart"/>
+      <w:r>
+        <w:rPr>
+          <w:rFonts w:ascii="Calibri" w:hAnsi="Calibri"/>
+          <w:color w:val="004C99"/>
+        </w:rPr>
+        <w:t>conexion</w:t>
+      </w:r>
+      <w:bookmarkEnd w:id="60"/>
+      <w:proofErr w:type="spellEnd"/>
+    </w:p>
+    <w:p>
+      <w:pPr>
+        <w:pStyle w:val="Listaconvietas"/>
+        <w:rPr>
+          <w:lang w:val="es-PE"/>
+        </w:rPr>
+      </w:pPr>
+      <w:r>
+        <w:rPr>
+          <w:lang w:val="es-PE"/>
+        </w:rPr>
+        <w:t>Verifique su conexion a internet.</w:t>
+      </w:r>
+    </w:p>
+    <w:p>
+      <w:pPr>
+        <w:pStyle w:val="Listaconvietas"/>
+        <w:rPr>
+          <w:lang w:val="es-PE"/>
+        </w:rPr>
+      </w:pPr>
+      <w:r>
+        <w:rPr>
+          <w:lang w:val="es-PE"/>
+        </w:rPr>
+        <w:t>Compruebe que la URL del sistema sea correcta.</w:t>
+      </w:r>
+    </w:p>
+    <w:p>
+      <w:pPr>
+        <w:pStyle w:val="Listaconvietas"/>
+        <w:rPr>
+          <w:lang w:val="es-PE"/>
+        </w:rPr>
+      </w:pPr>
+      <w:r>
+        <w:rPr>
+          <w:lang w:val="es-PE"/>
+        </w:rPr>
+        <w:t>Si persiste, contacte al administrador.</w:t>
+      </w:r>
+    </w:p>
+    <w:p>
+      <w:pPr>
+        <w:pStyle w:val="Ttulo2"/>
+      </w:pPr>
+      <w:bookmarkStart w:id="61" w:name="_Toc234753017"/>
+      <w:r>
+        <w:rPr>
+          <w:rFonts w:ascii="Calibri" w:hAnsi="Calibri"/>
+          <w:color w:val="004C99"/>
+        </w:rPr>
+        <w:t xml:space="preserve">El </w:t>
+      </w:r>
+      <w:proofErr w:type="spellStart"/>
+      <w:r>
+        <w:rPr>
+          <w:rFonts w:ascii="Calibri" w:hAnsi="Calibri"/>
+          <w:color w:val="004C99"/>
+        </w:rPr>
+        <w:t>pedido</w:t>
+      </w:r>
+      <w:proofErr w:type="spellEnd"/>
+      <w:r>
+        <w:rPr>
+          <w:rFonts w:ascii="Calibri" w:hAnsi="Calibri"/>
+          <w:color w:val="004C99"/>
+        </w:rPr>
+        <w:t xml:space="preserve"> no se </w:t>
+      </w:r>
+      <w:proofErr w:type="spellStart"/>
+      <w:r>
+        <w:rPr>
+          <w:rFonts w:ascii="Calibri" w:hAnsi="Calibri"/>
+          <w:color w:val="004C99"/>
+        </w:rPr>
+        <w:t>registra</w:t>
+      </w:r>
+      <w:bookmarkEnd w:id="61"/>
+      <w:proofErr w:type="spellEnd"/>
+    </w:p>
+    <w:p>
+      <w:pPr>
+        <w:pStyle w:val="Listaconvietas"/>
+        <w:rPr>
+          <w:lang w:val="es-PE"/>
+        </w:rPr>
+      </w:pPr>
+      <w:r>
+        <w:rPr>
+          <w:lang w:val="es-PE"/>
+        </w:rPr>
+        <w:t>Complete todos los campos del formulario.</w:t>
+      </w:r>
+    </w:p>
+    <w:p>
+      <w:pPr>
+        <w:pStyle w:val="Listaconvietas"/>
+        <w:rPr>
+          <w:lang w:val="es-PE"/>
+        </w:rPr>
+      </w:pPr>
+      <w:r>
+        <w:rPr>
+          <w:lang w:val="es-PE"/>
+        </w:rPr>
+        <w:t>Seleccione metodo de entrega y pago.</w:t>
+      </w:r>
+    </w:p>
+    <w:p>
+      <w:pPr>
+        <w:pStyle w:val="Listaconvietas"/>
+      </w:pPr>
+      <w:proofErr w:type="spellStart"/>
+      <w:r>
+        <w:t>Intente</w:t>
+      </w:r>
+      <w:proofErr w:type="spellEnd"/>
+      <w:r>
+        <w:t xml:space="preserve"> </w:t>
+      </w:r>
+      <w:proofErr w:type="spellStart"/>
+      <w:r>
+        <w:t>nuevamente</w:t>
+      </w:r>
+      <w:proofErr w:type="spellEnd"/>
+      <w:r>
+        <w:t>.</w:t>
+      </w:r>
+    </w:p>
+    <w:p>
+      <w:pPr>
+        <w:pStyle w:val="Ttulo2"/>
+      </w:pPr>
+      <w:bookmarkStart w:id="62" w:name="_Toc234753018"/>
+      <w:r>
+        <w:rPr>
+          <w:rFonts w:ascii="Calibri" w:hAnsi="Calibri"/>
+          <w:color w:val="004C99"/>
+        </w:rPr>
         <w:t>La imagen no carga</w:t>
       </w:r>
       <w:bookmarkEnd w:id="62"/>
@@ -6900,38 +8500,64 @@
     <w:p>
       <w:pPr>
         <w:pStyle w:val="Listaconvietas"/>
-      </w:pPr>
-      <w:r>
+        <w:rPr>
+          <w:lang w:val="es-PE"/>
+        </w:rPr>
+      </w:pPr>
+      <w:r>
+        <w:rPr>
+          <w:lang w:val="es-PE"/>
+        </w:rPr>
         <w:t>Verifique su conexion a internet.</w:t>
       </w:r>
     </w:p>
     <w:p>
       <w:pPr>
         <w:pStyle w:val="Listaconvietas"/>
-      </w:pPr>
-      <w:r>
+        <w:rPr>
+          <w:lang w:val="es-PE"/>
+        </w:rPr>
+      </w:pPr>
+      <w:r>
+        <w:rPr>
+          <w:lang w:val="es-PE"/>
+        </w:rPr>
         <w:t>Las imagenes pueden tardar si el servidor esta iniciando.</w:t>
       </w:r>
     </w:p>
     <w:p>
       <w:pPr>
         <w:pStyle w:val="Listaconvietas"/>
-      </w:pPr>
-      <w:r>
-        <w:t>Si la URL es invali</w:t>
-      </w:r>
-      <w:r>
-        <w:t>da, se muestra un placeholder.</w:t>
-      </w:r>
-    </w:p>
-    <w:p>
-      <w:r>
+        <w:rPr>
+          <w:lang w:val="es-PE"/>
+        </w:rPr>
+      </w:pPr>
+      <w:r>
+        <w:rPr>
+          <w:lang w:val="es-PE"/>
+        </w:rPr>
+        <w:t>Si la URL es invalida, se muestra un placeholder.</w:t>
+      </w:r>
+    </w:p>
+    <w:p>
+      <w:pPr>
+        <w:rPr>
+          <w:lang w:val="es-PE"/>
+        </w:rPr>
+      </w:pPr>
+      <w:r>
+        <w:rPr>
+          <w:lang w:val="es-PE"/>
+        </w:rPr>
         <w:br w:type="page"/>
       </w:r>
     </w:p>
     <w:p>
       <w:pPr>
         <w:pStyle w:val="Ttulo1"/>
+        <w:rPr>
+          <w:lang w:val="es-PE"/>
+        </w:rPr>
       </w:pPr>
       <w:bookmarkStart w:id="63" w:name="_Toc234753019"/>
       <w:r>
@@ -6939,6 +8565,7 @@
           <w:rFonts w:ascii="Calibri" w:hAnsi="Calibri"/>
           <w:color w:val="003366"/>
           <w:sz w:val="32"/>
+          <w:lang w:val="es-PE"/>
         </w:rPr>
         <w:lastRenderedPageBreak/>
         <w:t>Preguntas frecuentes</w:t>
@@ -6946,232 +8573,551 @@
       <w:bookmarkEnd w:id="63"/>
     </w:p>
     <w:p>
+      <w:pPr>
+        <w:rPr>
+          <w:lang w:val="es-PE"/>
+        </w:rPr>
+      </w:pPr>
+      <w:proofErr w:type="gramStart"/>
       <w:r>
         <w:rPr>
           <w:b/>
-        </w:rPr>
-        <w:t>?Necesito registrarme para hacer un pedido?</w:t>
+          <w:lang w:val="es-PE"/>
+        </w:rPr>
+        <w:t>?Necesito</w:t>
+      </w:r>
+      <w:proofErr w:type="gramEnd"/>
+      <w:r>
+        <w:rPr>
+          <w:b/>
+          <w:lang w:val="es-PE"/>
+        </w:rPr>
+        <w:t xml:space="preserve"> registrarme para hacer un pedido?</w:t>
       </w:r>
     </w:p>
     <w:p>
       <w:pPr>
         <w:ind w:left="432"/>
-      </w:pPr>
-      <w:r>
+        <w:rPr>
+          <w:lang w:val="es-PE"/>
+        </w:rPr>
+      </w:pPr>
+      <w:r>
+        <w:rPr>
+          <w:lang w:val="es-PE"/>
+        </w:rPr>
         <w:t>No es necesario para ver el menu, pero si necesita una cuenta para realizar pedidos y acumular puntos.</w:t>
       </w:r>
     </w:p>
-    <w:p/>
-    <w:p>
+    <w:p>
+      <w:pPr>
+        <w:rPr>
+          <w:lang w:val="es-PE"/>
+        </w:rPr>
+      </w:pPr>
+    </w:p>
+    <w:p>
+      <w:pPr>
+        <w:rPr>
+          <w:lang w:val="es-PE"/>
+        </w:rPr>
+      </w:pPr>
+      <w:proofErr w:type="gramStart"/>
       <w:r>
         <w:rPr>
           <w:b/>
-        </w:rPr>
-        <w:t>?Como se el estado de mi pedido?</w:t>
+          <w:lang w:val="es-PE"/>
+        </w:rPr>
+        <w:t>?Como</w:t>
+      </w:r>
+      <w:proofErr w:type="gramEnd"/>
+      <w:r>
+        <w:rPr>
+          <w:b/>
+          <w:lang w:val="es-PE"/>
+        </w:rPr>
+        <w:t xml:space="preserve"> se el estado de mi pedido?</w:t>
       </w:r>
     </w:p>
     <w:p>
       <w:pPr>
         <w:ind w:left="432"/>
-      </w:pPr>
-      <w:r>
-        <w:t xml:space="preserve">En "Mis </w:t>
-      </w:r>
-      <w:r>
-        <w:t>pedidos" del menu de usuario vera el estado actualizado de cada pedido.</w:t>
-      </w:r>
-    </w:p>
-    <w:p/>
-    <w:p>
+        <w:rPr>
+          <w:lang w:val="es-PE"/>
+        </w:rPr>
+      </w:pPr>
+      <w:r>
+        <w:rPr>
+          <w:lang w:val="es-PE"/>
+        </w:rPr>
+        <w:t>En "Mis pedidos" del menu de usuario vera el estado actualizado de cada pedido.</w:t>
+      </w:r>
+    </w:p>
+    <w:p>
+      <w:pPr>
+        <w:rPr>
+          <w:lang w:val="es-PE"/>
+        </w:rPr>
+      </w:pPr>
+    </w:p>
+    <w:p>
+      <w:pPr>
+        <w:rPr>
+          <w:lang w:val="es-PE"/>
+        </w:rPr>
+      </w:pPr>
+      <w:proofErr w:type="gramStart"/>
       <w:r>
         <w:rPr>
           <w:b/>
-        </w:rPr>
-        <w:t>?Puedo cancelar un pedido?</w:t>
+          <w:lang w:val="es-PE"/>
+        </w:rPr>
+        <w:t>?Puedo</w:t>
+      </w:r>
+      <w:proofErr w:type="gramEnd"/>
+      <w:r>
+        <w:rPr>
+          <w:b/>
+          <w:lang w:val="es-PE"/>
+        </w:rPr>
+        <w:t xml:space="preserve"> cancelar un pedido?</w:t>
       </w:r>
     </w:p>
     <w:p>
       <w:pPr>
         <w:ind w:left="432"/>
-      </w:pPr>
-      <w:r>
+        <w:rPr>
+          <w:lang w:val="es-PE"/>
+        </w:rPr>
+      </w:pPr>
+      <w:r>
+        <w:rPr>
+          <w:lang w:val="es-PE"/>
+        </w:rPr>
         <w:t>Si el pedido esta en estado PENDIENTE, puede solicitar la cancelacion contactando al administrador.</w:t>
       </w:r>
     </w:p>
-    <w:p/>
-    <w:p>
+    <w:p>
+      <w:pPr>
+        <w:rPr>
+          <w:lang w:val="es-PE"/>
+        </w:rPr>
+      </w:pPr>
+    </w:p>
+    <w:p>
+      <w:pPr>
+        <w:rPr>
+          <w:lang w:val="es-PE"/>
+        </w:rPr>
+      </w:pPr>
+      <w:proofErr w:type="gramStart"/>
       <w:r>
         <w:rPr>
           <w:b/>
-        </w:rPr>
-        <w:t>?Como funciona la fidelizacion?</w:t>
+          <w:lang w:val="es-PE"/>
+        </w:rPr>
+        <w:t>?Como</w:t>
+      </w:r>
+      <w:proofErr w:type="gramEnd"/>
+      <w:r>
+        <w:rPr>
+          <w:b/>
+          <w:lang w:val="es-PE"/>
+        </w:rPr>
+        <w:t xml:space="preserve"> funciona la fidelizacion?</w:t>
       </w:r>
     </w:p>
     <w:p>
       <w:pPr>
         <w:ind w:left="432"/>
-      </w:pPr>
-      <w:r>
-        <w:t xml:space="preserve">Al </w:t>
-      </w:r>
-      <w:r>
-        <w:t>registrarse, forma parte del programa. Cada compra acumula puntos segun su nivel.</w:t>
-      </w:r>
-    </w:p>
-    <w:p/>
-    <w:p>
+        <w:rPr>
+          <w:lang w:val="es-PE"/>
+        </w:rPr>
+      </w:pPr>
+      <w:r>
+        <w:rPr>
+          <w:lang w:val="es-PE"/>
+        </w:rPr>
+        <w:t>Al registrarse, forma parte del programa. Cada compra acumula puntos segun su nivel.</w:t>
+      </w:r>
+    </w:p>
+    <w:p>
+      <w:pPr>
+        <w:rPr>
+          <w:lang w:val="es-PE"/>
+        </w:rPr>
+      </w:pPr>
+    </w:p>
+    <w:p>
+      <w:pPr>
+        <w:rPr>
+          <w:lang w:val="es-PE"/>
+        </w:rPr>
+      </w:pPr>
+      <w:proofErr w:type="gramStart"/>
       <w:r>
         <w:rPr>
           <w:b/>
-        </w:rPr>
-        <w:t>?Cuanto vale cada punto?</w:t>
+          <w:lang w:val="es-PE"/>
+        </w:rPr>
+        <w:t>?Cuanto</w:t>
+      </w:r>
+      <w:proofErr w:type="gramEnd"/>
+      <w:r>
+        <w:rPr>
+          <w:b/>
+          <w:lang w:val="es-PE"/>
+        </w:rPr>
+        <w:t xml:space="preserve"> vale cada punto?</w:t>
       </w:r>
     </w:p>
     <w:p>
       <w:pPr>
         <w:ind w:left="432"/>
-      </w:pPr>
-      <w:r>
+        <w:rPr>
+          <w:lang w:val="es-PE"/>
+        </w:rPr>
+      </w:pPr>
+      <w:r>
+        <w:rPr>
+          <w:lang w:val="es-PE"/>
+        </w:rPr>
         <w:t>Cada punto equivale a S/ 0.05 de descuento. Ej: 100 puntos = S/ 5.00 de descuento.</w:t>
       </w:r>
     </w:p>
-    <w:p/>
-    <w:p>
+    <w:p>
+      <w:pPr>
+        <w:rPr>
+          <w:lang w:val="es-PE"/>
+        </w:rPr>
+      </w:pPr>
+    </w:p>
+    <w:p>
+      <w:pPr>
+        <w:rPr>
+          <w:lang w:val="es-PE"/>
+        </w:rPr>
+      </w:pPr>
+      <w:proofErr w:type="gramStart"/>
       <w:r>
         <w:rPr>
           <w:b/>
-        </w:rPr>
-        <w:t>?Como subo de nivel?</w:t>
+          <w:lang w:val="es-PE"/>
+        </w:rPr>
+        <w:t>?Como</w:t>
+      </w:r>
+      <w:proofErr w:type="gramEnd"/>
+      <w:r>
+        <w:rPr>
+          <w:b/>
+          <w:lang w:val="es-PE"/>
+        </w:rPr>
+        <w:t xml:space="preserve"> subo de nivel?</w:t>
       </w:r>
     </w:p>
     <w:p>
       <w:pPr>
         <w:ind w:left="432"/>
-      </w:pPr>
-      <w:r>
-        <w:t>Bronce (0-500 pts), Plata (501-1500), Oro (</w:t>
-      </w:r>
-      <w:r>
-        <w:t>1501-3000), Diamante (3001+). Al alcanzar los puntos minimos, sube automaticamente.</w:t>
-      </w:r>
-    </w:p>
-    <w:p/>
-    <w:p>
+        <w:rPr>
+          <w:lang w:val="es-PE"/>
+        </w:rPr>
+      </w:pPr>
+      <w:r>
+        <w:rPr>
+          <w:lang w:val="es-PE"/>
+        </w:rPr>
+        <w:t>Bronce (0-500 pts), Plata (501-1500), Oro (1501-3000), Diamante (3001+). Al alcanzar los puntos minimos, sube automaticamente.</w:t>
+      </w:r>
+    </w:p>
+    <w:p>
+      <w:pPr>
+        <w:rPr>
+          <w:lang w:val="es-PE"/>
+        </w:rPr>
+      </w:pPr>
+    </w:p>
+    <w:p>
+      <w:pPr>
+        <w:rPr>
+          <w:lang w:val="es-PE"/>
+        </w:rPr>
+      </w:pPr>
+      <w:proofErr w:type="gramStart"/>
       <w:r>
         <w:rPr>
           <w:b/>
-        </w:rPr>
-        <w:t>?Que metodos de pago aceptan?</w:t>
+          <w:lang w:val="es-PE"/>
+        </w:rPr>
+        <w:t>?Que</w:t>
+      </w:r>
+      <w:proofErr w:type="gramEnd"/>
+      <w:r>
+        <w:rPr>
+          <w:b/>
+          <w:lang w:val="es-PE"/>
+        </w:rPr>
+        <w:t xml:space="preserve"> metodos de pago aceptan?</w:t>
       </w:r>
     </w:p>
     <w:p>
       <w:pPr>
         <w:ind w:left="432"/>
-      </w:pPr>
-      <w:r>
+        <w:rPr>
+          <w:lang w:val="es-PE"/>
+        </w:rPr>
+      </w:pPr>
+      <w:r>
+        <w:rPr>
+          <w:lang w:val="es-PE"/>
+        </w:rPr>
         <w:t>Yape, Plin, tarjeta de credito/debito y efectivo.</w:t>
       </w:r>
     </w:p>
-    <w:p/>
-    <w:p>
+    <w:p>
+      <w:pPr>
+        <w:rPr>
+          <w:lang w:val="es-PE"/>
+        </w:rPr>
+      </w:pPr>
+    </w:p>
+    <w:p>
+      <w:pPr>
+        <w:rPr>
+          <w:lang w:val="es-PE"/>
+        </w:rPr>
+      </w:pPr>
+      <w:proofErr w:type="gramStart"/>
       <w:r>
         <w:rPr>
           <w:b/>
-        </w:rPr>
-        <w:t>?El delivery tiene costo?</w:t>
+          <w:lang w:val="es-PE"/>
+        </w:rPr>
+        <w:t>?El</w:t>
+      </w:r>
+      <w:proofErr w:type="gramEnd"/>
+      <w:r>
+        <w:rPr>
+          <w:b/>
+          <w:lang w:val="es-PE"/>
+        </w:rPr>
+        <w:t xml:space="preserve"> delivery tiene costo?</w:t>
       </w:r>
     </w:p>
     <w:p>
       <w:pPr>
         <w:ind w:left="432"/>
-      </w:pPr>
-      <w:r>
+        <w:rPr>
+          <w:lang w:val="es-PE"/>
+        </w:rPr>
+      </w:pPr>
+      <w:r>
+        <w:rPr>
+          <w:lang w:val="es-PE"/>
+        </w:rPr>
         <w:t>Si, S/ 8.00. El recojo en tienda es gratuito.</w:t>
       </w:r>
     </w:p>
-    <w:p/>
-    <w:p>
+    <w:p>
+      <w:pPr>
+        <w:rPr>
+          <w:lang w:val="es-PE"/>
+        </w:rPr>
+      </w:pPr>
+    </w:p>
+    <w:p>
+      <w:pPr>
+        <w:rPr>
+          <w:lang w:val="es-PE"/>
+        </w:rPr>
+      </w:pPr>
+      <w:proofErr w:type="gramStart"/>
       <w:r>
         <w:rPr>
           <w:b/>
-        </w:rPr>
-        <w:t xml:space="preserve">?Puedo modificar </w:t>
-      </w:r>
+          <w:lang w:val="es-PE"/>
+        </w:rPr>
+        <w:t>?Puedo</w:t>
+      </w:r>
+      <w:proofErr w:type="gramEnd"/>
       <w:r>
         <w:rPr>
           <w:b/>
-        </w:rPr>
-        <w:t>mi pedido?</w:t>
+          <w:lang w:val="es-PE"/>
+        </w:rPr>
+        <w:t xml:space="preserve"> modificar mi pedido?</w:t>
       </w:r>
     </w:p>
     <w:p>
       <w:pPr>
         <w:ind w:left="432"/>
-      </w:pPr>
-      <w:r>
+        <w:rPr>
+          <w:lang w:val="es-PE"/>
+        </w:rPr>
+      </w:pPr>
+      <w:r>
+        <w:rPr>
+          <w:lang w:val="es-PE"/>
+        </w:rPr>
         <w:t>Una vez confirmado, no es posible modificarlo. Contacte al administrador si necesita cambios.</w:t>
       </w:r>
     </w:p>
-    <w:p/>
-    <w:p>
+    <w:p>
+      <w:pPr>
+        <w:rPr>
+          <w:lang w:val="es-PE"/>
+        </w:rPr>
+      </w:pPr>
+    </w:p>
+    <w:p>
+      <w:pPr>
+        <w:rPr>
+          <w:lang w:val="es-PE"/>
+        </w:rPr>
+      </w:pPr>
+      <w:proofErr w:type="gramStart"/>
       <w:r>
         <w:rPr>
           <w:b/>
-        </w:rPr>
-        <w:t>?Que hago si olvide mi contrasena?</w:t>
+          <w:lang w:val="es-PE"/>
+        </w:rPr>
+        <w:t>?Que</w:t>
+      </w:r>
+      <w:proofErr w:type="gramEnd"/>
+      <w:r>
+        <w:rPr>
+          <w:b/>
+          <w:lang w:val="es-PE"/>
+        </w:rPr>
+        <w:t xml:space="preserve"> hago si olvide mi contrasena?</w:t>
       </w:r>
     </w:p>
     <w:p>
       <w:pPr>
         <w:ind w:left="432"/>
-      </w:pPr>
-      <w:r>
-        <w:t>Use "Olvidaste tu contrasena?" en la pantalla de inicio de sesion y siga las instrucciones.</w:t>
-      </w:r>
-    </w:p>
-    <w:p/>
-    <w:p>
+        <w:rPr>
+          <w:lang w:val="es-PE"/>
+        </w:rPr>
+      </w:pPr>
+      <w:proofErr w:type="gramStart"/>
+      <w:r>
+        <w:rPr>
+          <w:lang w:val="es-PE"/>
+        </w:rPr>
+        <w:t>Use "Olvidaste tu contrasena?</w:t>
+      </w:r>
+      <w:proofErr w:type="gramEnd"/>
+      <w:r>
+        <w:rPr>
+          <w:lang w:val="es-PE"/>
+        </w:rPr>
+        <w:t>" en la pantalla de inicio de sesion y siga las instrucciones.</w:t>
+      </w:r>
+    </w:p>
+    <w:p>
+      <w:pPr>
+        <w:rPr>
+          <w:lang w:val="es-PE"/>
+        </w:rPr>
+      </w:pPr>
+    </w:p>
+    <w:p>
+      <w:pPr>
+        <w:rPr>
+          <w:lang w:val="es-PE"/>
+        </w:rPr>
+      </w:pPr>
+      <w:proofErr w:type="gramStart"/>
       <w:r>
         <w:rPr>
           <w:b/>
-        </w:rPr>
-        <w:t xml:space="preserve">?Puedo usar </w:t>
-      </w:r>
+          <w:lang w:val="es-PE"/>
+        </w:rPr>
+        <w:t>?Puedo</w:t>
+      </w:r>
+      <w:proofErr w:type="gramEnd"/>
       <w:r>
         <w:rPr>
           <w:b/>
-        </w:rPr>
-        <w:t>puntos y otro metodo de pago?</w:t>
+          <w:lang w:val="es-PE"/>
+        </w:rPr>
+        <w:t xml:space="preserve"> usar puntos y otro metodo de pago?</w:t>
       </w:r>
     </w:p>
     <w:p>
       <w:pPr>
         <w:ind w:left="432"/>
-      </w:pPr>
-      <w:r>
+        <w:rPr>
+          <w:lang w:val="es-PE"/>
+        </w:rPr>
+      </w:pPr>
+      <w:r>
+        <w:rPr>
+          <w:lang w:val="es-PE"/>
+        </w:rPr>
         <w:t>Si, puede canjear puntos como descuento y pagar el saldo con otro metodo.</w:t>
       </w:r>
     </w:p>
-    <w:p/>
-    <w:p>
+    <w:p>
+      <w:pPr>
+        <w:rPr>
+          <w:lang w:val="es-PE"/>
+        </w:rPr>
+      </w:pPr>
+    </w:p>
+    <w:p>
+      <w:pPr>
+        <w:rPr>
+          <w:lang w:val="es-PE"/>
+        </w:rPr>
+      </w:pPr>
+      <w:proofErr w:type="gramStart"/>
       <w:r>
         <w:rPr>
           <w:b/>
-        </w:rPr>
-        <w:t>?Como agrego productos a favoritos?</w:t>
+          <w:lang w:val="es-PE"/>
+        </w:rPr>
+        <w:t>?Como</w:t>
+      </w:r>
+      <w:proofErr w:type="gramEnd"/>
+      <w:r>
+        <w:rPr>
+          <w:b/>
+          <w:lang w:val="es-PE"/>
+        </w:rPr>
+        <w:t xml:space="preserve"> agrego productos a favoritos?</w:t>
       </w:r>
     </w:p>
     <w:p>
       <w:pPr>
         <w:ind w:left="432"/>
-      </w:pPr>
-      <w:r>
+        <w:rPr>
+          <w:lang w:val="es-PE"/>
+        </w:rPr>
+      </w:pPr>
+      <w:r>
+        <w:rPr>
+          <w:lang w:val="es-PE"/>
+        </w:rPr>
         <w:t>Inicie sesion, vaya al menu y haga clic en el corazon del producto.</w:t>
       </w:r>
     </w:p>
-    <w:p/>
-    <w:p>
-      <w:r>
+    <w:p>
+      <w:pPr>
+        <w:rPr>
+          <w:lang w:val="es-PE"/>
+        </w:rPr>
+      </w:pPr>
+    </w:p>
+    <w:p>
+      <w:pPr>
+        <w:rPr>
+          <w:lang w:val="es-PE"/>
+        </w:rPr>
+      </w:pPr>
+      <w:r>
+        <w:rPr>
+          <w:lang w:val="es-PE"/>
+        </w:rPr>
         <w:br w:type="page"/>
       </w:r>
     </w:p>
@@ -7180,6 +9126,7 @@
         <w:pStyle w:val="Ttulo1"/>
       </w:pPr>
       <w:bookmarkStart w:id="64" w:name="_Toc234753020"/>
+      <w:proofErr w:type="spellStart"/>
       <w:r>
         <w:rPr>
           <w:rFonts w:ascii="Calibri" w:hAnsi="Calibri"/>
@@ -7187,9 +9134,28 @@
           <w:sz w:val="32"/>
         </w:rPr>
         <w:lastRenderedPageBreak/>
-        <w:t>Glosario de terminos</w:t>
+        <w:t>Glosario</w:t>
+      </w:r>
+      <w:proofErr w:type="spellEnd"/>
+      <w:r>
+        <w:rPr>
+          <w:rFonts w:ascii="Calibri" w:hAnsi="Calibri"/>
+          <w:color w:val="003366"/>
+          <w:sz w:val="32"/>
+        </w:rPr>
+        <w:t xml:space="preserve"> de </w:t>
+      </w:r>
+      <w:proofErr w:type="spellStart"/>
+      <w:r>
+        <w:rPr>
+          <w:rFonts w:ascii="Calibri" w:hAnsi="Calibri"/>
+          <w:color w:val="003366"/>
+          <w:sz w:val="32"/>
+        </w:rPr>
+        <w:t>terminos</w:t>
       </w:r>
       <w:bookmarkEnd w:id="64"/>
+      <w:proofErr w:type="spellEnd"/>
     </w:p>
     <w:tbl>
       <w:tblPr>
@@ -7225,17 +9191,17 @@
             <w:tcW w:w="4703" w:type="dxa"/>
           </w:tcPr>
           <w:p>
+            <w:pPr>
+              <w:rPr>
+                <w:lang w:val="es-PE"/>
+              </w:rPr>
+            </w:pPr>
             <w:r>
               <w:rPr>
                 <w:sz w:val="20"/>
+                <w:lang w:val="es-PE"/>
               </w:rPr>
-              <w:t>Parte del siste</w:t>
-            </w:r>
-            <w:r>
-              <w:rPr>
-                <w:sz w:val="20"/>
-              </w:rPr>
-              <w:t>ma que procesa la logica del negocio en el servidor.</w:t>
+              <w:t>Parte del sistema que procesa la logica del negocio en el servidor.</w:t>
             </w:r>
           </w:p>
         </w:tc>
@@ -7249,6 +9215,7 @@
             <w:tcW w:w="4703" w:type="dxa"/>
           </w:tcPr>
           <w:p>
+            <w:proofErr w:type="spellStart"/>
             <w:r>
               <w:rPr>
                 <w:b/>
@@ -7256,6 +9223,7 @@
               </w:rPr>
               <w:t>Carrito</w:t>
             </w:r>
+            <w:proofErr w:type="spellEnd"/>
           </w:p>
         </w:tc>
         <w:tc>
@@ -7263,9 +9231,15 @@
             <w:tcW w:w="4703" w:type="dxa"/>
           </w:tcPr>
           <w:p>
+            <w:pPr>
+              <w:rPr>
+                <w:lang w:val="es-PE"/>
+              </w:rPr>
+            </w:pPr>
             <w:r>
               <w:rPr>
                 <w:sz w:val="20"/>
+                <w:lang w:val="es-PE"/>
               </w:rPr>
               <w:t>Espacio virtual donde se almacenan los productos seleccionados.</w:t>
             </w:r>
@@ -7295,9 +9269,15 @@
             <w:tcW w:w="4703" w:type="dxa"/>
           </w:tcPr>
           <w:p>
+            <w:pPr>
+              <w:rPr>
+                <w:lang w:val="es-PE"/>
+              </w:rPr>
+            </w:pPr>
             <w:r>
               <w:rPr>
                 <w:sz w:val="20"/>
+                <w:lang w:val="es-PE"/>
               </w:rPr>
               <w:t>Servicio de entrega a domicilio.</w:t>
             </w:r>
@@ -7313,6 +9293,7 @@
             <w:tcW w:w="4703" w:type="dxa"/>
           </w:tcPr>
           <w:p>
+            <w:proofErr w:type="spellStart"/>
             <w:r>
               <w:rPr>
                 <w:b/>
@@ -7320,6 +9301,7 @@
               </w:rPr>
               <w:t>Descuento</w:t>
             </w:r>
+            <w:proofErr w:type="spellEnd"/>
           </w:p>
         </w:tc>
         <w:tc>
@@ -7327,9 +9309,15 @@
             <w:tcW w:w="4703" w:type="dxa"/>
           </w:tcPr>
           <w:p>
+            <w:pPr>
+              <w:rPr>
+                <w:lang w:val="es-PE"/>
+              </w:rPr>
+            </w:pPr>
             <w:r>
               <w:rPr>
                 <w:sz w:val="20"/>
+                <w:lang w:val="es-PE"/>
               </w:rPr>
               <w:t>Reduccion del precio de un producto o servicio.</w:t>
             </w:r>
@@ -7345,6 +9333,7 @@
             <w:tcW w:w="4703" w:type="dxa"/>
           </w:tcPr>
           <w:p>
+            <w:proofErr w:type="spellStart"/>
             <w:r>
               <w:rPr>
                 <w:b/>
@@ -7352,6 +9341,7 @@
               </w:rPr>
               <w:t>Fidelizacion</w:t>
             </w:r>
+            <w:proofErr w:type="spellEnd"/>
           </w:p>
         </w:tc>
         <w:tc>
@@ -7359,9 +9349,15 @@
             <w:tcW w:w="4703" w:type="dxa"/>
           </w:tcPr>
           <w:p>
+            <w:pPr>
+              <w:rPr>
+                <w:lang w:val="es-PE"/>
+              </w:rPr>
+            </w:pPr>
             <w:r>
               <w:rPr>
                 <w:sz w:val="20"/>
+                <w:lang w:val="es-PE"/>
               </w:rPr>
               <w:t>Programa que recompensa a los clientes con puntos y beneficios.</w:t>
             </w:r>
@@ -7391,9 +9387,15 @@
             <w:tcW w:w="4703" w:type="dxa"/>
           </w:tcPr>
           <w:p>
+            <w:pPr>
+              <w:rPr>
+                <w:lang w:val="es-PE"/>
+              </w:rPr>
+            </w:pPr>
             <w:r>
               <w:rPr>
                 <w:sz w:val="20"/>
+                <w:lang w:val="es-PE"/>
               </w:rPr>
               <w:t>Parte visible de la aplicacion con la que el usuario interactua.</w:t>
             </w:r>
@@ -7423,9 +9425,15 @@
             <w:tcW w:w="4703" w:type="dxa"/>
           </w:tcPr>
           <w:p>
+            <w:pPr>
+              <w:rPr>
+                <w:lang w:val="es-PE"/>
+              </w:rPr>
+            </w:pPr>
             <w:r>
               <w:rPr>
                 <w:sz w:val="20"/>
+                <w:lang w:val="es-PE"/>
               </w:rPr>
               <w:t>Token de autenticacion que mantiene la sesion del usuario segura.</w:t>
             </w:r>
@@ -7455,9 +9463,15 @@
             <w:tcW w:w="4703" w:type="dxa"/>
           </w:tcPr>
           <w:p>
+            <w:pPr>
+              <w:rPr>
+                <w:lang w:val="es-PE"/>
+              </w:rPr>
+            </w:pPr>
             <w:r>
               <w:rPr>
                 <w:sz w:val="20"/>
+                <w:lang w:val="es-PE"/>
               </w:rPr>
               <w:t>Pagina principal del sitio web.</w:t>
             </w:r>
@@ -7473,6 +9487,7 @@
             <w:tcW w:w="4703" w:type="dxa"/>
           </w:tcPr>
           <w:p>
+            <w:proofErr w:type="spellStart"/>
             <w:r>
               <w:rPr>
                 <w:b/>
@@ -7480,6 +9495,7 @@
               </w:rPr>
               <w:t>Pedido</w:t>
             </w:r>
+            <w:proofErr w:type="spellEnd"/>
           </w:p>
         </w:tc>
         <w:tc>
@@ -7487,9 +9503,15 @@
             <w:tcW w:w="4703" w:type="dxa"/>
           </w:tcPr>
           <w:p>
+            <w:pPr>
+              <w:rPr>
+                <w:lang w:val="es-PE"/>
+              </w:rPr>
+            </w:pPr>
             <w:r>
               <w:rPr>
                 <w:sz w:val="20"/>
+                <w:lang w:val="es-PE"/>
               </w:rPr>
               <w:t>Solicitud de compra de uno o mas productos.</w:t>
             </w:r>
@@ -7519,9 +9541,15 @@
             <w:tcW w:w="4703" w:type="dxa"/>
           </w:tcPr>
           <w:p>
+            <w:pPr>
+              <w:rPr>
+                <w:lang w:val="es-PE"/>
+              </w:rPr>
+            </w:pPr>
             <w:r>
               <w:rPr>
                 <w:sz w:val="20"/>
+                <w:lang w:val="es-PE"/>
               </w:rPr>
               <w:t>Unidad del programa de fidelizacion que se acumula con compras.</w:t>
             </w:r>
@@ -7537,6 +9565,7 @@
             <w:tcW w:w="4703" w:type="dxa"/>
           </w:tcPr>
           <w:p>
+            <w:proofErr w:type="spellStart"/>
             <w:r>
               <w:rPr>
                 <w:b/>
@@ -7544,6 +9573,7 @@
               </w:rPr>
               <w:t>Resena</w:t>
             </w:r>
+            <w:proofErr w:type="spellEnd"/>
           </w:p>
         </w:tc>
         <w:tc>
@@ -7551,9 +9581,15 @@
             <w:tcW w:w="4703" w:type="dxa"/>
           </w:tcPr>
           <w:p>
+            <w:pPr>
+              <w:rPr>
+                <w:lang w:val="es-PE"/>
+              </w:rPr>
+            </w:pPr>
             <w:r>
               <w:rPr>
                 <w:sz w:val="20"/>
+                <w:lang w:val="es-PE"/>
               </w:rPr>
               <w:t>Opinion y calificacion que un usuario deja sobre un producto.</w:t>
             </w:r>
@@ -7583,9 +9619,15 @@
             <w:tcW w:w="4703" w:type="dxa"/>
           </w:tcPr>
           <w:p>
+            <w:pPr>
+              <w:rPr>
+                <w:lang w:val="es-PE"/>
+              </w:rPr>
+            </w:pPr>
             <w:r>
               <w:rPr>
                 <w:sz w:val="20"/>
+                <w:lang w:val="es-PE"/>
               </w:rPr>
               <w:t>Cantidad disponible de un producto para la venta.</w:t>
             </w:r>
@@ -7615,9 +9657,15 @@
             <w:tcW w:w="4703" w:type="dxa"/>
           </w:tcPr>
           <w:p>
+            <w:pPr>
+              <w:rPr>
+                <w:lang w:val="es-PE"/>
+              </w:rPr>
+            </w:pPr>
             <w:r>
               <w:rPr>
                 <w:sz w:val="20"/>
+                <w:lang w:val="es-PE"/>
               </w:rPr>
               <w:t>Suma del precio de los productos antes de descuentos o envio.</w:t>
             </w:r>
@@ -7647,9 +9695,15 @@
             <w:tcW w:w="4703" w:type="dxa"/>
           </w:tcPr>
           <w:p>
+            <w:pPr>
+              <w:rPr>
+                <w:lang w:val="es-PE"/>
+              </w:rPr>
+            </w:pPr>
             <w:r>
               <w:rPr>
                 <w:sz w:val="20"/>
+                <w:lang w:val="es-PE"/>
               </w:rPr>
               <w:t>Monto final a pagar incluyendo subtotal, envio y descuentos.</w:t>
             </w:r>
@@ -7657,21 +9711,65 @@
         </w:tc>
       </w:tr>
     </w:tbl>
-    <w:p/>
+    <w:p>
+      <w:pPr>
+        <w:rPr>
+          <w:lang w:val="es-PE"/>
+        </w:rPr>
+      </w:pPr>
+    </w:p>
     <w:p>
       <w:pPr>
         <w:pStyle w:val="Ttulo1"/>
       </w:pPr>
       <w:bookmarkStart w:id="65" w:name="_Toc234753021"/>
+      <w:proofErr w:type="spellStart"/>
       <w:r>
         <w:rPr>
           <w:rFonts w:ascii="Calibri" w:hAnsi="Calibri"/>
           <w:color w:val="003366"/>
           <w:sz w:val="32"/>
         </w:rPr>
-        <w:t>Historial de versiones del documento</w:t>
+        <w:t>Historial</w:t>
+      </w:r>
+      <w:proofErr w:type="spellEnd"/>
+      <w:r>
+        <w:rPr>
+          <w:rFonts w:ascii="Calibri" w:hAnsi="Calibri"/>
+          <w:color w:val="003366"/>
+          <w:sz w:val="32"/>
+        </w:rPr>
+        <w:t xml:space="preserve"> de </w:t>
+      </w:r>
+      <w:proofErr w:type="spellStart"/>
+      <w:r>
+        <w:rPr>
+          <w:rFonts w:ascii="Calibri" w:hAnsi="Calibri"/>
+          <w:color w:val="003366"/>
+          <w:sz w:val="32"/>
+        </w:rPr>
+        <w:t>versiones</w:t>
+      </w:r>
+      <w:proofErr w:type="spellEnd"/>
+      <w:r>
+        <w:rPr>
+          <w:rFonts w:ascii="Calibri" w:hAnsi="Calibri"/>
+          <w:color w:val="003366"/>
+          <w:sz w:val="32"/>
+        </w:rPr>
+        <w:t xml:space="preserve"> del </w:t>
+      </w:r>
+      <w:proofErr w:type="spellStart"/>
+      <w:r>
+        <w:rPr>
+          <w:rFonts w:ascii="Calibri" w:hAnsi="Calibri"/>
+          <w:color w:val="003366"/>
+          <w:sz w:val="32"/>
+        </w:rPr>
+        <w:t>documento</w:t>
       </w:r>
       <w:bookmarkEnd w:id="65"/>
+      <w:proofErr w:type="spellEnd"/>
     </w:p>
     <w:tbl>
       <w:tblPr>
@@ -7717,6 +9815,7 @@
             <w:pPr>
               <w:jc w:val="center"/>
             </w:pPr>
+            <w:proofErr w:type="spellStart"/>
             <w:r>
               <w:rPr>
                 <w:b/>
@@ -7725,6 +9824,7 @@
               </w:rPr>
               <w:t>Fecha</w:t>
             </w:r>
+            <w:proofErr w:type="spellEnd"/>
           </w:p>
         </w:tc>
         <w:tc>
@@ -7736,14 +9836,34 @@
             <w:pPr>
               <w:jc w:val="center"/>
             </w:pPr>
+            <w:proofErr w:type="spellStart"/>
             <w:r>
               <w:rPr>
                 <w:b/>
                 <w:color w:val="FFFFFF"/>
                 <w:sz w:val="20"/>
               </w:rPr>
-              <w:t>Descripcion de cambios</w:t>
+              <w:t>Descripcion</w:t>
             </w:r>
+            <w:proofErr w:type="spellEnd"/>
+            <w:r>
+              <w:rPr>
+                <w:b/>
+                <w:color w:val="FFFFFF"/>
+                <w:sz w:val="20"/>
+              </w:rPr>
+              <w:t xml:space="preserve"> de </w:t>
+            </w:r>
+            <w:proofErr w:type="spellStart"/>
+            <w:r>
+              <w:rPr>
+                <w:b/>
+                <w:color w:val="FFFFFF"/>
+                <w:sz w:val="20"/>
+              </w:rPr>
+              <w:t>cambios</w:t>
+            </w:r>
+            <w:proofErr w:type="spellEnd"/>
           </w:p>
         </w:tc>
       </w:tr>
@@ -7786,13 +9906,35 @@
               <w:rPr>
                 <w:sz w:val="18"/>
               </w:rPr>
-              <w:t>Version inicial del docum</w:t>
+              <w:t xml:space="preserve">Version </w:t>
             </w:r>
+            <w:proofErr w:type="spellStart"/>
             <w:r>
               <w:rPr>
                 <w:sz w:val="18"/>
               </w:rPr>
-              <w:t>ento.</w:t>
+              <w:t>inicial</w:t>
+            </w:r>
+            <w:proofErr w:type="spellEnd"/>
+            <w:r>
+              <w:rPr>
+                <w:sz w:val="18"/>
+              </w:rPr>
+              <w:t xml:space="preserve"> del </w:t>
+            </w:r>
+            <w:proofErr w:type="spellStart"/>
+            <w:r>
+              <w:rPr>
+                <w:sz w:val="18"/>
+              </w:rPr>
+              <w:t>documento</w:t>
+            </w:r>
+            <w:proofErr w:type="spellEnd"/>
+            <w:r>
+              <w:rPr>
+                <w:sz w:val="18"/>
+              </w:rPr>
+              <w:t>.</w:t>
             </w:r>
           </w:p>
         </w:tc>
@@ -7804,6 +9946,7 @@
         <w:pStyle w:val="Ttulo1"/>
       </w:pPr>
       <w:bookmarkStart w:id="66" w:name="_Toc234753022"/>
+      <w:proofErr w:type="spellStart"/>
       <w:r>
         <w:rPr>
           <w:rFonts w:ascii="Calibri" w:hAnsi="Calibri"/>
@@ -7813,21 +9956,32 @@
         <w:t>Conclusiones</w:t>
       </w:r>
       <w:bookmarkEnd w:id="66"/>
-    </w:p>
-    <w:p>
-      <w:r>
-        <w:t xml:space="preserve">El Manual de Usuario de Heladeria Conejito ha sido elaborado para proporcionar una guia completa y clara sobre el uso de la plataforma web. Se han documentado todas las funcionalidades disponibles para los usuarios, </w:t>
-      </w:r>
-      <w:r>
-        <w:t>incluyendo la navegacion por el menu digital, la gestion del carrito de compras, la realizacion de pedidos, el programa de fidelizacion y la administracion del perfil personal.</w:t>
-      </w:r>
-    </w:p>
-    <w:p>
-      <w:r>
-        <w:t>Se recomienda a los usuarios mantener sus datos actualizados y aprovechar el pr</w:t>
-      </w:r>
-      <w:r>
-        <w:t>ograma de fidelizacion para obtener descuentos y beneficios exclusivos.</w:t>
+      <w:proofErr w:type="spellEnd"/>
+    </w:p>
+    <w:p>
+      <w:pPr>
+        <w:rPr>
+          <w:lang w:val="es-PE"/>
+        </w:rPr>
+      </w:pPr>
+      <w:r>
+        <w:rPr>
+          <w:lang w:val="es-PE"/>
+        </w:rPr>
+        <w:t>El Manual de Usuario de Heladeria Conejito ha sido elaborado para proporcionar una guia completa y clara sobre el uso de la plataforma web. Se han documentado todas las funcionalidades disponibles para los usuarios, incluyendo la navegacion por el menu digital, la gestion del carrito de compras, la realizacion de pedidos, el programa de fidelizacion y la administracion del perfil personal.</w:t>
+      </w:r>
+    </w:p>
+    <w:p>
+      <w:pPr>
+        <w:rPr>
+          <w:lang w:val="es-PE"/>
+        </w:rPr>
+      </w:pPr>
+      <w:r>
+        <w:rPr>
+          <w:lang w:val="es-PE"/>
+        </w:rPr>
+        <w:t>Se recomienda a los usuarios mantener sus datos actualizados y aprovechar el programa de fidelizacion para obtener descuentos y beneficios exclusivos.</w:t>
       </w:r>
     </w:p>
     <w:sectPr>
@@ -7879,8 +10033,17 @@
         <w:color w:val="808080"/>
         <w:sz w:val="16"/>
       </w:rPr>
-      <w:t>Manual de Usuario</w:t>
+      <w:t xml:space="preserve">Manual de </w:t>
     </w:r>
+    <w:proofErr w:type="spellStart"/>
+    <w:r>
+      <w:rPr>
+        <w:color w:val="808080"/>
+        <w:sz w:val="16"/>
+      </w:rPr>
+      <w:t>Usuario</w:t>
+    </w:r>
+    <w:proofErr w:type="spellEnd"/>
     <w:r>
       <w:rPr>
         <w:color w:val="808080"/>
@@ -7942,14 +10105,34 @@
       <w:pStyle w:val="Encabezado"/>
       <w:jc w:val="right"/>
     </w:pPr>
+    <w:proofErr w:type="spellStart"/>
     <w:r>
       <w:rPr>
         <w:b/>
         <w:color w:val="0066CC"/>
         <w:sz w:val="18"/>
       </w:rPr>
-      <w:t>Heladeria Conejito</w:t>
+      <w:t>Heladeria</w:t>
     </w:r>
+    <w:proofErr w:type="spellEnd"/>
+    <w:r>
+      <w:rPr>
+        <w:b/>
+        <w:color w:val="0066CC"/>
+        <w:sz w:val="18"/>
+      </w:rPr>
+      <w:t xml:space="preserve"> </w:t>
+    </w:r>
+    <w:proofErr w:type="spellStart"/>
+    <w:r>
+      <w:rPr>
+        <w:b/>
+        <w:color w:val="0066CC"/>
+        <w:sz w:val="18"/>
+      </w:rPr>
+      <w:t>Conejito</w:t>
+    </w:r>
+    <w:proofErr w:type="spellEnd"/>
   </w:p>
 </w:hdr>
 </file>
@@ -8442,11 +10625,6 @@
     <w:lsdException w:name="Book Title" w:uiPriority="33" w:qFormat="1"/>
     <w:lsdException w:name="Bibliography" w:semiHidden="1" w:uiPriority="37" w:unhideWhenUsed="1"/>
     <w:lsdException w:name="TOC Heading" w:semiHidden="1" w:uiPriority="39" w:unhideWhenUsed="1" w:qFormat="1"/>
-    <w:lsdException w:name="Plain Table 5" w:semiHidden="1" w:unhideWhenUsed="1"/>
-    <w:lsdException w:name="Grid Table Light" w:semiHidden="1" w:unhideWhenUsed="1"/>
-    <w:lsdException w:name="Grid Table 1 Light" w:semiHidden="1" w:unhideWhenUsed="1"/>
-    <w:lsdException w:name="Grid Table 2" w:semiHidden="1" w:unhideWhenUsed="1"/>
-    <w:lsdException w:name="Grid Table 3" w:semiHidden="1" w:unhideWhenUsed="1"/>
     <w:lsdException w:name="Grid Table 4" w:uiPriority="49"/>
     <w:lsdException w:name="Grid Table 5 Dark" w:uiPriority="50"/>
     <w:lsdException w:name="Grid Table 6 Colorful" w:uiPriority="51"/>
